--- a/Fase 1/Evidencias Individuales/Ortiz_Alvaro_1.1_APT122_AutoevaluacionCompetenciasFase1.docx
+++ b/Fase 1/Evidencias Individuales/Ortiz_Alvaro_1.1_APT122_AutoevaluacionCompetenciasFase1.docx
@@ -1,10 +1,10 @@
 
 <file path=word/document.xml><?xml version="1.0" encoding="utf-8"?>
-<w:document xmlns:wpc="http://schemas.microsoft.com/office/word/2010/wordprocessingCanvas" xmlns:cx="http://schemas.microsoft.com/office/drawing/2014/chartex" xmlns:cx1="http://schemas.microsoft.com/office/drawing/2015/9/8/chartex" xmlns:cx2="http://schemas.microsoft.com/office/drawing/2015/10/21/chartex" xmlns:cx3="http://schemas.microsoft.com/office/drawing/2016/5/9/chartex" xmlns:cx4="http://schemas.microsoft.com/office/drawing/2016/5/10/chartex" xmlns:cx5="http://schemas.microsoft.com/office/drawing/2016/5/11/chartex" xmlns:cx6="http://schemas.microsoft.com/office/drawing/2016/5/12/chartex" xmlns:cx7="http://schemas.microsoft.com/office/drawing/2016/5/13/chartex" xmlns:cx8="http://schemas.microsoft.com/office/drawing/2016/5/14/chartex" xmlns:mc="http://schemas.openxmlformats.org/markup-compatibility/2006" xmlns:aink="http://schemas.microsoft.com/office/drawing/2016/ink" xmlns:am3d="http://schemas.microsoft.com/office/drawing/2017/model3d" xmlns:o="urn:schemas-microsoft-com:office:office" xmlns:oel="http://schemas.microsoft.com/office/2019/extlst" xmlns:r="http://schemas.openxmlformats.org/officeDocument/2006/relationships" xmlns:m="http://schemas.openxmlformats.org/officeDocument/2006/math" xmlns:v="urn:schemas-microsoft-com:vml" xmlns:wp14="http://schemas.microsoft.com/office/word/2010/wordprocessingDrawing" xmlns:wp="http://schemas.openxmlformats.org/drawingml/2006/wordprocessingDrawing" xmlns:w10="urn:schemas-microsoft-com:office:word" xmlns:w="http://schemas.openxmlformats.org/wordprocessingml/2006/main" xmlns:w14="http://schemas.microsoft.com/office/word/2010/wordml" xmlns:w15="http://schemas.microsoft.com/office/word/2012/wordml" xmlns:w16cei="http://schemas.microsoft.com/office/word/2026/wordml/cei" xmlns:w16cex="http://schemas.microsoft.com/office/word/2018/wordml/cex" xmlns:w16cid="http://schemas.microsoft.com/office/word/2016/wordml/cid" xmlns:w16="http://schemas.microsoft.com/office/word/2018/wordml" xmlns:w16du="http://schemas.microsoft.com/office/word/2023/wordml/word16du" xmlns:w16sdtdh="http://schemas.microsoft.com/office/word/2020/wordml/sdtdatahash" xmlns:w16sdtfl="http://schemas.microsoft.com/office/word/2024/wordml/sdtformatlock" xmlns:w16se="http://schemas.microsoft.com/office/word/2015/wordml/symex" xmlns:wpg="http://schemas.microsoft.com/office/word/2010/wordprocessingGroup" xmlns:wpi="http://schemas.microsoft.com/office/word/2010/wordprocessingInk" xmlns:wne="http://schemas.microsoft.com/office/word/2006/wordml" xmlns:wps="http://schemas.microsoft.com/office/word/2010/wordprocessingShape" mc:Ignorable="w14 w15 w16se w16cid w16 w16cex w16sdtdh w16sdtfl w16du wp14">
+<w:document xmlns:wpc="http://schemas.microsoft.com/office/word/2010/wordprocessingCanvas" xmlns:cx="http://schemas.microsoft.com/office/drawing/2014/chartex" xmlns:cx1="http://schemas.microsoft.com/office/drawing/2015/9/8/chartex" xmlns:cx2="http://schemas.microsoft.com/office/drawing/2015/10/21/chartex" xmlns:cx3="http://schemas.microsoft.com/office/drawing/2016/5/9/chartex" xmlns:cx4="http://schemas.microsoft.com/office/drawing/2016/5/10/chartex" xmlns:cx5="http://schemas.microsoft.com/office/drawing/2016/5/11/chartex" xmlns:cx6="http://schemas.microsoft.com/office/drawing/2016/5/12/chartex" xmlns:cx7="http://schemas.microsoft.com/office/drawing/2016/5/13/chartex" xmlns:cx8="http://schemas.microsoft.com/office/drawing/2016/5/14/chartex" xmlns:mc="http://schemas.openxmlformats.org/markup-compatibility/2006" xmlns:aink="http://schemas.microsoft.com/office/drawing/2016/ink" xmlns:am3d="http://schemas.microsoft.com/office/drawing/2017/model3d" xmlns:o="urn:schemas-microsoft-com:office:office" xmlns:oel="http://schemas.microsoft.com/office/2019/extlst" xmlns:r="http://schemas.openxmlformats.org/officeDocument/2006/relationships" xmlns:m="http://schemas.openxmlformats.org/officeDocument/2006/math" xmlns:v="urn:schemas-microsoft-com:vml" xmlns:wp14="http://schemas.microsoft.com/office/word/2010/wordprocessingDrawing" xmlns:wp="http://schemas.openxmlformats.org/drawingml/2006/wordprocessingDrawing" xmlns:w10="urn:schemas-microsoft-com:office:word" xmlns:w="http://schemas.openxmlformats.org/wordprocessingml/2006/main" xmlns:w14="http://schemas.microsoft.com/office/word/2010/wordml" xmlns:w15="http://schemas.microsoft.com/office/word/2012/wordml" xmlns:w16cex="http://schemas.microsoft.com/office/word/2018/wordml/cex" xmlns:w16cid="http://schemas.microsoft.com/office/word/2016/wordml/cid" xmlns:w16="http://schemas.microsoft.com/office/word/2018/wordml" xmlns:w16du="http://schemas.microsoft.com/office/word/2023/wordml/word16du" xmlns:w16sdtdh="http://schemas.microsoft.com/office/word/2020/wordml/sdtdatahash" xmlns:w16sdtfl="http://schemas.microsoft.com/office/word/2024/wordml/sdtformatlock" xmlns:w16se="http://schemas.microsoft.com/office/word/2015/wordml/symex" xmlns:wpg="http://schemas.microsoft.com/office/word/2010/wordprocessingGroup" xmlns:wpi="http://schemas.microsoft.com/office/word/2010/wordprocessingInk" xmlns:wne="http://schemas.microsoft.com/office/word/2006/wordml" xmlns:wps="http://schemas.microsoft.com/office/word/2010/wordprocessingShape" mc:Ignorable="w14 w15 w16se w16cid w16 w16cex w16sdtdh w16sdtfl w16du wp14">
   <w:body>
     <w:p>
       <w:pPr>
-        <w:pStyle w:val="Heading3"/>
+        <w:pStyle w:val="Ttulo3"/>
         <w:rPr>
           <w:color w:val="2E74B5" w:themeColor="accent1" w:themeShade="BF"/>
           <w:sz w:val="26"/>
@@ -132,7 +132,7 @@
     </w:p>
     <w:p>
       <w:pPr>
-        <w:pStyle w:val="ListParagraph"/>
+        <w:pStyle w:val="Prrafodelista"/>
         <w:numPr>
           <w:ilvl w:val="0"/>
           <w:numId w:val="41"/>
@@ -172,7 +172,7 @@
     </w:p>
     <w:p>
       <w:pPr>
-        <w:pStyle w:val="ListParagraph"/>
+        <w:pStyle w:val="Prrafodelista"/>
         <w:numPr>
           <w:ilvl w:val="0"/>
           <w:numId w:val="41"/>
@@ -191,12 +191,30 @@
           <w:sz w:val="24"/>
           <w:szCs w:val="24"/>
         </w:rPr>
-        <w:t xml:space="preserve">Piensa en tu proceso de aprendizaje durante el tiempo que has estudiando en Duoc UC y evalúa el nivel de logro que alcanzaste en cada competencia de tu plan de estudio. </w:t>
+        <w:t xml:space="preserve">Piensa en tu proceso de aprendizaje durante el tiempo que has </w:t>
+      </w:r>
+      <w:proofErr w:type="gramStart"/>
+      <w:r>
+        <w:rPr>
+          <w:rFonts w:eastAsiaTheme="majorEastAsia"/>
+          <w:sz w:val="24"/>
+          <w:szCs w:val="24"/>
+        </w:rPr>
+        <w:t>estudiando</w:t>
+      </w:r>
+      <w:proofErr w:type="gramEnd"/>
+      <w:r>
+        <w:rPr>
+          <w:rFonts w:eastAsiaTheme="majorEastAsia"/>
+          <w:sz w:val="24"/>
+          <w:szCs w:val="24"/>
+        </w:rPr>
+        <w:t xml:space="preserve"> en Duoc UC y evalúa el nivel de logro que alcanzaste en cada competencia de tu plan de estudio. </w:t>
       </w:r>
     </w:p>
     <w:p>
       <w:pPr>
-        <w:pStyle w:val="ListParagraph"/>
+        <w:pStyle w:val="Prrafodelista"/>
         <w:numPr>
           <w:ilvl w:val="0"/>
           <w:numId w:val="41"/>
@@ -220,14 +238,14 @@
     </w:p>
     <w:p>
       <w:pPr>
-        <w:pStyle w:val="ListParagraph"/>
+        <w:pStyle w:val="Prrafodelista"/>
         <w:ind w:left="435"/>
         <w:jc w:val="both"/>
       </w:pPr>
     </w:p>
     <w:tbl>
       <w:tblPr>
-        <w:tblStyle w:val="TableGrid"/>
+        <w:tblStyle w:val="Tablaconcuadrcula"/>
         <w:tblW w:w="9780" w:type="dxa"/>
         <w:tblInd w:w="421" w:type="dxa"/>
         <w:tblBorders>
@@ -562,14 +580,14 @@
     </w:tbl>
     <w:p>
       <w:pPr>
-        <w:pStyle w:val="ListParagraph"/>
+        <w:pStyle w:val="Prrafodelista"/>
         <w:ind w:left="435"/>
         <w:jc w:val="both"/>
       </w:pPr>
     </w:p>
     <w:p>
       <w:pPr>
-        <w:pStyle w:val="ListParagraph"/>
+        <w:pStyle w:val="Prrafodelista"/>
         <w:ind w:left="435"/>
         <w:jc w:val="both"/>
         <w:rPr>
@@ -582,7 +600,7 @@
     </w:p>
     <w:p>
       <w:pPr>
-        <w:pStyle w:val="ListParagraph"/>
+        <w:pStyle w:val="Prrafodelista"/>
         <w:numPr>
           <w:ilvl w:val="0"/>
           <w:numId w:val="41"/>
@@ -606,7 +624,7 @@
     </w:p>
     <w:p>
       <w:pPr>
-        <w:pStyle w:val="ListParagraph"/>
+        <w:pStyle w:val="Prrafodelista"/>
         <w:ind w:left="435"/>
         <w:jc w:val="both"/>
         <w:rPr>
@@ -619,7 +637,7 @@
     </w:p>
     <w:p>
       <w:pPr>
-        <w:pStyle w:val="ListParagraph"/>
+        <w:pStyle w:val="Prrafodelista"/>
         <w:ind w:left="435"/>
         <w:jc w:val="both"/>
         <w:rPr>
@@ -632,7 +650,7 @@
     </w:p>
     <w:p>
       <w:pPr>
-        <w:pStyle w:val="ListParagraph"/>
+        <w:pStyle w:val="Prrafodelista"/>
         <w:ind w:left="435"/>
         <w:jc w:val="both"/>
         <w:rPr>
@@ -644,7 +662,7 @@
     </w:p>
     <w:p>
       <w:pPr>
-        <w:pStyle w:val="ListParagraph"/>
+        <w:pStyle w:val="Prrafodelista"/>
         <w:ind w:left="435"/>
         <w:jc w:val="both"/>
         <w:rPr>
@@ -656,7 +674,7 @@
     </w:p>
     <w:p>
       <w:pPr>
-        <w:pStyle w:val="ListParagraph"/>
+        <w:pStyle w:val="Prrafodelista"/>
         <w:ind w:left="435"/>
         <w:jc w:val="both"/>
         <w:rPr>
@@ -668,7 +686,7 @@
     </w:p>
     <w:p>
       <w:pPr>
-        <w:pStyle w:val="ListParagraph"/>
+        <w:pStyle w:val="Prrafodelista"/>
         <w:ind w:left="435"/>
         <w:jc w:val="both"/>
         <w:rPr>
@@ -680,7 +698,7 @@
     </w:p>
     <w:p>
       <w:pPr>
-        <w:pStyle w:val="ListParagraph"/>
+        <w:pStyle w:val="Prrafodelista"/>
         <w:ind w:left="435"/>
         <w:jc w:val="both"/>
         <w:rPr>
@@ -692,7 +710,7 @@
     </w:p>
     <w:p>
       <w:pPr>
-        <w:pStyle w:val="ListParagraph"/>
+        <w:pStyle w:val="Prrafodelista"/>
         <w:ind w:left="435"/>
         <w:jc w:val="both"/>
         <w:rPr>
@@ -704,7 +722,7 @@
     </w:p>
     <w:p>
       <w:pPr>
-        <w:pStyle w:val="ListParagraph"/>
+        <w:pStyle w:val="Prrafodelista"/>
         <w:ind w:left="435"/>
         <w:jc w:val="both"/>
         <w:rPr>
@@ -716,7 +734,7 @@
     </w:p>
     <w:p>
       <w:pPr>
-        <w:pStyle w:val="ListParagraph"/>
+        <w:pStyle w:val="Prrafodelista"/>
         <w:ind w:left="435"/>
         <w:jc w:val="both"/>
         <w:rPr>
@@ -729,7 +747,7 @@
     </w:p>
     <w:p>
       <w:pPr>
-        <w:pStyle w:val="ListParagraph"/>
+        <w:pStyle w:val="Prrafodelista"/>
         <w:ind w:left="435"/>
         <w:jc w:val="both"/>
         <w:rPr>
@@ -742,7 +760,7 @@
     </w:p>
     <w:tbl>
       <w:tblPr>
-        <w:tblStyle w:val="PlainTable1"/>
+        <w:tblStyle w:val="Tablanormal1"/>
         <w:tblW w:w="0" w:type="auto"/>
         <w:tblLook w:val="04A0" w:firstRow="1" w:lastRow="0" w:firstColumn="1" w:lastColumn="0" w:noHBand="0" w:noVBand="1"/>
       </w:tblPr>
@@ -761,7 +779,6 @@
             <w:gridSpan w:val="2"/>
           </w:tcPr>
           <w:p>
-            <w:r/>
             <w:r>
               <w:t>Informática y Telecomunicaciones</w:t>
             </w:r>
@@ -779,7 +796,7 @@
           </w:tcPr>
           <w:p>
             <w:pPr>
-              <w:pStyle w:val="ListParagraph"/>
+              <w:pStyle w:val="Prrafodelista"/>
               <w:ind w:left="0"/>
               <w:jc w:val="both"/>
               <w:rPr>
@@ -809,7 +826,7 @@
           </w:tcPr>
           <w:p>
             <w:pPr>
-              <w:pStyle w:val="ListParagraph"/>
+              <w:pStyle w:val="Prrafodelista"/>
               <w:ind w:left="0"/>
               <w:jc w:val="both"/>
               <w:cnfStyle w:val="000000100000" w:firstRow="0" w:lastRow="0" w:firstColumn="0" w:lastColumn="0" w:oddVBand="0" w:evenVBand="0" w:oddHBand="1" w:evenHBand="0" w:firstRowFirstColumn="0" w:firstRowLastColumn="0" w:lastRowFirstColumn="0" w:lastRowLastColumn="0"/>
@@ -827,7 +844,7 @@
                 <w:sz w:val="24"/>
                 <w:szCs w:val="24"/>
               </w:rPr>
-              <w:t>Cristian Gutierrez Cuevas</w:t>
+              <w:t>Álvaro Ortiz Galaz</w:t>
             </w:r>
           </w:p>
         </w:tc>
@@ -840,7 +857,7 @@
           </w:tcPr>
           <w:p>
             <w:pPr>
-              <w:pStyle w:val="ListParagraph"/>
+              <w:pStyle w:val="Prrafodelista"/>
               <w:ind w:left="0"/>
               <w:jc w:val="both"/>
               <w:rPr>
@@ -869,7 +886,9 @@
             <w:tcW w:w="5038" w:type="dxa"/>
           </w:tcPr>
           <w:p>
-            <w:r/>
+            <w:pPr>
+              <w:cnfStyle w:val="000000000000" w:firstRow="0" w:lastRow="0" w:firstColumn="0" w:lastColumn="0" w:oddVBand="0" w:evenVBand="0" w:oddHBand="0" w:evenHBand="0" w:firstRowFirstColumn="0" w:firstRowLastColumn="0" w:lastRowFirstColumn="0" w:lastRowLastColumn="0"/>
+            </w:pPr>
             <w:r>
               <w:t>Ingeniería en Informática</w:t>
             </w:r>
@@ -887,7 +906,7 @@
           </w:tcPr>
           <w:p>
             <w:pPr>
-              <w:pStyle w:val="ListParagraph"/>
+              <w:pStyle w:val="Prrafodelista"/>
               <w:ind w:left="0"/>
               <w:jc w:val="both"/>
               <w:rPr>
@@ -917,7 +936,7 @@
           </w:tcPr>
           <w:p>
             <w:pPr>
-              <w:pStyle w:val="ListParagraph"/>
+              <w:pStyle w:val="Prrafodelista"/>
               <w:ind w:left="0"/>
               <w:jc w:val="both"/>
               <w:cnfStyle w:val="000000100000" w:firstRow="0" w:lastRow="0" w:firstColumn="0" w:lastColumn="0" w:oddVBand="0" w:evenVBand="0" w:oddHBand="1" w:evenHBand="0" w:firstRowFirstColumn="0" w:firstRowLastColumn="0" w:lastRowFirstColumn="0" w:lastRowLastColumn="0"/>
@@ -943,7 +962,7 @@
     </w:tbl>
     <w:p>
       <w:pPr>
-        <w:pStyle w:val="ListParagraph"/>
+        <w:pStyle w:val="Prrafodelista"/>
         <w:ind w:left="435"/>
         <w:jc w:val="both"/>
         <w:rPr>
@@ -956,7 +975,7 @@
     </w:p>
     <w:p>
       <w:pPr>
-        <w:pStyle w:val="ListParagraph"/>
+        <w:pStyle w:val="Prrafodelista"/>
         <w:ind w:left="435"/>
         <w:jc w:val="both"/>
         <w:rPr>
@@ -969,13 +988,13 @@
     </w:p>
     <w:p>
       <w:pPr>
-        <w:pStyle w:val="ListParagraph"/>
+        <w:pStyle w:val="Prrafodelista"/>
         <w:ind w:left="435"/>
       </w:pPr>
     </w:p>
     <w:tbl>
       <w:tblPr>
-        <w:tblStyle w:val="TableGrid"/>
+        <w:tblStyle w:val="Tablaconcuadrcula"/>
         <w:tblW w:w="9923" w:type="dxa"/>
         <w:jc w:val="center"/>
         <w:tblBorders>
@@ -1293,8 +1312,6 @@
             <w:pPr>
               <w:jc w:val="center"/>
             </w:pPr>
-            <w:r/>
-            <w:r/>
           </w:p>
         </w:tc>
         <w:tc>
@@ -1305,7 +1322,6 @@
             <w:pPr>
               <w:jc w:val="center"/>
             </w:pPr>
-            <w:r/>
             <w:r>
               <w:t>X</w:t>
             </w:r>
@@ -1319,8 +1335,6 @@
             <w:pPr>
               <w:jc w:val="center"/>
             </w:pPr>
-            <w:r/>
-            <w:r/>
           </w:p>
         </w:tc>
         <w:tc>
@@ -1331,8 +1345,6 @@
             <w:pPr>
               <w:jc w:val="center"/>
             </w:pPr>
-            <w:r/>
-            <w:r/>
           </w:p>
         </w:tc>
         <w:tc>
@@ -1343,8 +1355,6 @@
             <w:pPr>
               <w:jc w:val="center"/>
             </w:pPr>
-            <w:r/>
-            <w:r/>
           </w:p>
         </w:tc>
         <w:tc>
@@ -1353,7 +1363,23 @@
           </w:tcPr>
           <w:p>
             <w:r>
-              <w:t>Tengo un buen dominio de las pruebas de software. He creado y ejecutado casos de prueba durante la carrera y estoy profundizando en automatización de pruebas. En Corestream App, el plan de continuidad también considera un testing sistemático, lo que me permitirá aplicar y seguir desarrollando esta competencia.</w:t>
+              <w:t xml:space="preserve">Tengo un buen dominio de las pruebas de software. He creado y ejecutado casos de prueba durante la carrera y estoy profundizando en automatización de pruebas. En </w:t>
+            </w:r>
+            <w:proofErr w:type="spellStart"/>
+            <w:r>
+              <w:t>Corestream</w:t>
+            </w:r>
+            <w:proofErr w:type="spellEnd"/>
+            <w:r>
+              <w:t xml:space="preserve"> App, el plan de continuidad también considera un </w:t>
+            </w:r>
+            <w:proofErr w:type="spellStart"/>
+            <w:r>
+              <w:t>testing</w:t>
+            </w:r>
+            <w:proofErr w:type="spellEnd"/>
+            <w:r>
+              <w:t xml:space="preserve"> sistemático, lo que me permitirá aplicar y seguir desarrollando esta competencia.</w:t>
             </w:r>
           </w:p>
         </w:tc>
@@ -1398,7 +1424,6 @@
             <w:pPr>
               <w:jc w:val="center"/>
             </w:pPr>
-            <w:r/>
             <w:r>
               <w:t>X</w:t>
             </w:r>
@@ -1412,8 +1437,6 @@
             <w:pPr>
               <w:jc w:val="center"/>
             </w:pPr>
-            <w:r/>
-            <w:r/>
           </w:p>
         </w:tc>
         <w:tc>
@@ -1424,8 +1447,6 @@
             <w:pPr>
               <w:jc w:val="center"/>
             </w:pPr>
-            <w:r/>
-            <w:r/>
           </w:p>
         </w:tc>
         <w:tc>
@@ -1436,8 +1457,6 @@
             <w:pPr>
               <w:jc w:val="center"/>
             </w:pPr>
-            <w:r/>
-            <w:r/>
           </w:p>
         </w:tc>
         <w:tc>
@@ -1448,8 +1467,6 @@
             <w:pPr>
               <w:jc w:val="center"/>
             </w:pPr>
-            <w:r/>
-            <w:r/>
           </w:p>
         </w:tc>
         <w:tc>
@@ -1458,7 +1475,15 @@
           </w:tcPr>
           <w:p>
             <w:r>
-              <w:t>Se me facilita analizar problemas y requerimientos, dividirlos en partes y proponer una solución técnica. Esta capacidad la aplico como consultor SAP ABAP y será necesaria en Corestream App para priorizar mejoras de acuerdo con las necesidades de los usuarios y del equipo de desarrollo.</w:t>
+              <w:t xml:space="preserve">Se me facilita analizar problemas y requerimientos, dividirlos en partes y proponer una solución técnica. Esta capacidad la aplico como consultor SAP ABAP y será necesaria en </w:t>
+            </w:r>
+            <w:proofErr w:type="spellStart"/>
+            <w:r>
+              <w:t>Corestream</w:t>
+            </w:r>
+            <w:proofErr w:type="spellEnd"/>
+            <w:r>
+              <w:t xml:space="preserve"> App para priorizar mejoras de acuerdo con las necesidades de los usuarios y del equipo de desarrollo.</w:t>
             </w:r>
           </w:p>
         </w:tc>
@@ -1489,7 +1514,17 @@
                 <w:sz w:val="18"/>
                 <w:szCs w:val="18"/>
               </w:rPr>
-              <w:t>Gestionar proyectos informáticos, ofreciendo alternativas para la toma de decisiones de acuerdo con los requerimientos de la organización.</w:t>
+              <w:t xml:space="preserve">Gestionar proyectos informáticos, ofreciendo </w:t>
+            </w:r>
+            <w:r>
+              <w:rPr>
+                <w:b/>
+                <w:bCs/>
+                <w:sz w:val="18"/>
+                <w:szCs w:val="18"/>
+              </w:rPr>
+              <w:lastRenderedPageBreak/>
+              <w:t>alternativas para la toma de decisiones de acuerdo con los requerimientos de la organización.</w:t>
             </w:r>
           </w:p>
         </w:tc>
@@ -1501,8 +1536,6 @@
             <w:pPr>
               <w:jc w:val="center"/>
             </w:pPr>
-            <w:r/>
-            <w:r/>
           </w:p>
         </w:tc>
         <w:tc>
@@ -1513,7 +1546,6 @@
             <w:pPr>
               <w:jc w:val="center"/>
             </w:pPr>
-            <w:r/>
             <w:r>
               <w:t>X</w:t>
             </w:r>
@@ -1527,8 +1559,6 @@
             <w:pPr>
               <w:jc w:val="center"/>
             </w:pPr>
-            <w:r/>
-            <w:r/>
           </w:p>
         </w:tc>
         <w:tc>
@@ -1539,8 +1569,6 @@
             <w:pPr>
               <w:jc w:val="center"/>
             </w:pPr>
-            <w:r/>
-            <w:r/>
           </w:p>
         </w:tc>
         <w:tc>
@@ -1551,8 +1579,6 @@
             <w:pPr>
               <w:jc w:val="center"/>
             </w:pPr>
-            <w:r/>
-            <w:r/>
           </w:p>
         </w:tc>
         <w:tc>
@@ -1561,7 +1587,19 @@
           </w:tcPr>
           <w:p>
             <w:r>
-              <w:t>Tengo experiencia organizando tareas, entregas y avances con Scrum y Kanban, además de ordenar requerimientos en mi trabajo. En Corestream App, la continuidad del producto exige planificar nuevas funcionalidades, dependencias y entregas, por lo que puedo aplicar mi fortaleza de dividir un proyecto en tareas concretas.</w:t>
+              <w:t xml:space="preserve">Tengo experiencia organizando tareas, </w:t>
+            </w:r>
+            <w:r>
+              <w:lastRenderedPageBreak/>
+              <w:t xml:space="preserve">entregas y avances con Scrum y Kanban, además de ordenar requerimientos en mi trabajo. En </w:t>
+            </w:r>
+            <w:proofErr w:type="spellStart"/>
+            <w:r>
+              <w:t>Corestream</w:t>
+            </w:r>
+            <w:proofErr w:type="spellEnd"/>
+            <w:r>
+              <w:t xml:space="preserve"> App, la continuidad del producto exige planificar nuevas funcionalidades, dependencias y entregas, por lo que puedo aplicar mi fortaleza de dividir un proyecto en tareas concretas.</w:t>
             </w:r>
           </w:p>
         </w:tc>
@@ -1592,6 +1630,7 @@
                 <w:sz w:val="18"/>
                 <w:szCs w:val="18"/>
               </w:rPr>
+              <w:lastRenderedPageBreak/>
               <w:t>Construir modelos de datos para soportar los requerimientos de la organización, de acuerdo con un diseño definido y escalable en el tiempo.</w:t>
             </w:r>
           </w:p>
@@ -1604,8 +1643,6 @@
             <w:pPr>
               <w:jc w:val="center"/>
             </w:pPr>
-            <w:r/>
-            <w:r/>
           </w:p>
         </w:tc>
         <w:tc>
@@ -1616,8 +1653,6 @@
             <w:pPr>
               <w:jc w:val="center"/>
             </w:pPr>
-            <w:r/>
-            <w:r/>
           </w:p>
         </w:tc>
         <w:tc>
@@ -1628,7 +1663,6 @@
             <w:pPr>
               <w:jc w:val="center"/>
             </w:pPr>
-            <w:r/>
             <w:r>
               <w:t>X</w:t>
             </w:r>
@@ -1642,8 +1676,6 @@
             <w:pPr>
               <w:jc w:val="center"/>
             </w:pPr>
-            <w:r/>
-            <w:r/>
           </w:p>
         </w:tc>
         <w:tc>
@@ -1654,8 +1686,6 @@
             <w:pPr>
               <w:jc w:val="center"/>
             </w:pPr>
-            <w:r/>
-            <w:r/>
           </w:p>
         </w:tc>
         <w:tc>
@@ -1664,7 +1694,23 @@
           </w:tcPr>
           <w:p>
             <w:r>
-              <w:t>Puedo crear tablas, relaciones y consultas, y he trabajado con Oracle, SQL Server y modelos usados desde Django. En Mueblería Albarrán participé en un modelo dimensional con ETL, cubo OLAP y visualizaciones. En Corestream App tendré la oportunidad de seguir fortaleciendo el modelamiento relacional y la trazabilidad de entidades como tickets, eventos, roles y notificaciones.</w:t>
+              <w:t xml:space="preserve">Puedo crear tablas, relaciones y consultas, y he trabajado con Oracle, SQL Server y modelos usados desde Django. En Mueblería Albarrán participé en un modelo dimensional con ETL, cubo OLAP y visualizaciones. En </w:t>
+            </w:r>
+            <w:proofErr w:type="spellStart"/>
+            <w:r>
+              <w:t>Corestream</w:t>
+            </w:r>
+            <w:proofErr w:type="spellEnd"/>
+            <w:r>
+              <w:t xml:space="preserve"> App tendré la oportunidad de seguir fortaleciendo el modelamiento relacional y la trazabilidad de entidades como </w:t>
+            </w:r>
+            <w:proofErr w:type="gramStart"/>
+            <w:r>
+              <w:t>tickets</w:t>
+            </w:r>
+            <w:proofErr w:type="gramEnd"/>
+            <w:r>
+              <w:t>, eventos, roles y notificaciones.</w:t>
             </w:r>
           </w:p>
         </w:tc>
@@ -1695,17 +1741,7 @@
                 <w:sz w:val="18"/>
                 <w:szCs w:val="18"/>
               </w:rPr>
-              <w:t xml:space="preserve">Desarrollar la transformación de grandes volúmenes de datos para la obtención de información y conocimiento de la organización, a fin de apoyar la toma de decisiones y la mejora </w:t>
-            </w:r>
-            <w:r>
-              <w:rPr>
-                <w:b/>
-                <w:bCs/>
-                <w:sz w:val="18"/>
-                <w:szCs w:val="18"/>
-              </w:rPr>
-              <w:lastRenderedPageBreak/>
-              <w:t>de los procesos de negocio, de acuerdo con las necesidades de la organización.</w:t>
+              <w:t>Desarrollar la transformación de grandes volúmenes de datos para la obtención de información y conocimiento de la organización, a fin de apoyar la toma de decisiones y la mejora de los procesos de negocio, de acuerdo con las necesidades de la organización.</w:t>
             </w:r>
           </w:p>
         </w:tc>
@@ -1717,8 +1753,6 @@
             <w:pPr>
               <w:jc w:val="center"/>
             </w:pPr>
-            <w:r/>
-            <w:r/>
           </w:p>
         </w:tc>
         <w:tc>
@@ -1729,8 +1763,6 @@
             <w:pPr>
               <w:jc w:val="center"/>
             </w:pPr>
-            <w:r/>
-            <w:r/>
           </w:p>
         </w:tc>
         <w:tc>
@@ -1741,7 +1773,6 @@
             <w:pPr>
               <w:jc w:val="center"/>
             </w:pPr>
-            <w:r/>
             <w:r>
               <w:t>X</w:t>
             </w:r>
@@ -1755,8 +1786,6 @@
             <w:pPr>
               <w:jc w:val="center"/>
             </w:pPr>
-            <w:r/>
-            <w:r/>
           </w:p>
         </w:tc>
         <w:tc>
@@ -1767,8 +1796,6 @@
             <w:pPr>
               <w:jc w:val="center"/>
             </w:pPr>
-            <w:r/>
-            <w:r/>
           </w:p>
         </w:tc>
         <w:tc>
@@ -1777,7 +1804,23 @@
           </w:tcPr>
           <w:p>
             <w:r>
-              <w:t>He trabajado con SQL Server, ETL, SSIS, modelos dimensionales, cubos OLAP y Power BI, y estoy profundizando en Minería de Datos y Big Data. Corestream App incorpora métricas operacionales, analítica avanzada y forecasting como mejoras potenciales, por lo que esta competencia sigue siendo un área importante de fortalecimiento.</w:t>
+              <w:t xml:space="preserve">He trabajado con SQL Server, ETL, SSIS, modelos dimensionales, cubos OLAP y Power BI, y estoy profundizando en Minería de Datos y Big Data. </w:t>
+            </w:r>
+            <w:proofErr w:type="spellStart"/>
+            <w:r>
+              <w:t>Corestream</w:t>
+            </w:r>
+            <w:proofErr w:type="spellEnd"/>
+            <w:r>
+              <w:t xml:space="preserve"> App incorpora métricas operacionales, analítica avanzada y </w:t>
+            </w:r>
+            <w:proofErr w:type="spellStart"/>
+            <w:r>
+              <w:t>forecasting</w:t>
+            </w:r>
+            <w:proofErr w:type="spellEnd"/>
+            <w:r>
+              <w:t xml:space="preserve"> como mejoras potenciales, por lo que esta competencia sigue siendo un área importante de fortalecimiento.</w:t>
             </w:r>
           </w:p>
         </w:tc>
@@ -1808,6 +1851,7 @@
                 <w:sz w:val="18"/>
                 <w:szCs w:val="18"/>
               </w:rPr>
+              <w:lastRenderedPageBreak/>
               <w:t>Construir el modelo arquitectónico de una solución sistémica que soporte los procesos de negocio, de acuerdo con los requerimientos de la organización y estándares de la industria.</w:t>
             </w:r>
           </w:p>
@@ -1820,8 +1864,6 @@
             <w:pPr>
               <w:jc w:val="center"/>
             </w:pPr>
-            <w:r/>
-            <w:r/>
           </w:p>
         </w:tc>
         <w:tc>
@@ -1832,7 +1874,6 @@
             <w:pPr>
               <w:jc w:val="center"/>
             </w:pPr>
-            <w:r/>
             <w:r>
               <w:t>X</w:t>
             </w:r>
@@ -1846,8 +1887,6 @@
             <w:pPr>
               <w:jc w:val="center"/>
             </w:pPr>
-            <w:r/>
-            <w:r/>
           </w:p>
         </w:tc>
         <w:tc>
@@ -1858,8 +1897,6 @@
             <w:pPr>
               <w:jc w:val="center"/>
             </w:pPr>
-            <w:r/>
-            <w:r/>
           </w:p>
         </w:tc>
         <w:tc>
@@ -1870,8 +1907,6 @@
             <w:pPr>
               <w:jc w:val="center"/>
             </w:pPr>
-            <w:r/>
-            <w:r/>
           </w:p>
         </w:tc>
         <w:tc>
@@ -1880,7 +1915,55 @@
           </w:tcPr>
           <w:p>
             <w:r>
-              <w:t>He participado en integraciones entre frontend, backend, bases de datos y servicios. En FERREMAS trabajé con Angular, TypeScript, Django REST y Python; en el trabajo he integrado S/4HANA, BTP, Fiori y OData. Corestream App también requiere comprender la arquitectura SPA, API REST, WebSocket, pub/sub y servicios externos, lo que se relaciona directamente con esta fortaleza.</w:t>
+              <w:t xml:space="preserve">He participado en integraciones entre </w:t>
+            </w:r>
+            <w:proofErr w:type="spellStart"/>
+            <w:r>
+              <w:t>frontend</w:t>
+            </w:r>
+            <w:proofErr w:type="spellEnd"/>
+            <w:r>
+              <w:t xml:space="preserve">, </w:t>
+            </w:r>
+            <w:proofErr w:type="spellStart"/>
+            <w:r>
+              <w:t>backend</w:t>
+            </w:r>
+            <w:proofErr w:type="spellEnd"/>
+            <w:r>
+              <w:t xml:space="preserve">, bases de datos y servicios. En FERREMAS trabajé con Angular, </w:t>
+            </w:r>
+            <w:proofErr w:type="spellStart"/>
+            <w:r>
+              <w:t>TypeScript</w:t>
+            </w:r>
+            <w:proofErr w:type="spellEnd"/>
+            <w:r>
+              <w:t xml:space="preserve">, Django REST y Python; en el trabajo he integrado S/4HANA, BTP, Fiori y </w:t>
+            </w:r>
+            <w:proofErr w:type="spellStart"/>
+            <w:r>
+              <w:t>OData</w:t>
+            </w:r>
+            <w:proofErr w:type="spellEnd"/>
+            <w:r>
+              <w:t xml:space="preserve">. </w:t>
+            </w:r>
+            <w:proofErr w:type="spellStart"/>
+            <w:r>
+              <w:t>Corestream</w:t>
+            </w:r>
+            <w:proofErr w:type="spellEnd"/>
+            <w:r>
+              <w:t xml:space="preserve"> App también requiere comprender la arquitectura SPA, API REST, </w:t>
+            </w:r>
+            <w:proofErr w:type="spellStart"/>
+            <w:r>
+              <w:t>WebSocket</w:t>
+            </w:r>
+            <w:proofErr w:type="spellEnd"/>
+            <w:r>
+              <w:t>, pub/sub y servicios externos, lo que se relaciona directamente con esta fortaleza.</w:t>
             </w:r>
           </w:p>
         </w:tc>
@@ -1923,7 +2006,6 @@
             <w:pPr>
               <w:jc w:val="center"/>
             </w:pPr>
-            <w:r/>
             <w:r>
               <w:t>X</w:t>
             </w:r>
@@ -1937,8 +2019,6 @@
             <w:pPr>
               <w:jc w:val="center"/>
             </w:pPr>
-            <w:r/>
-            <w:r/>
           </w:p>
         </w:tc>
         <w:tc>
@@ -1949,8 +2029,6 @@
             <w:pPr>
               <w:jc w:val="center"/>
             </w:pPr>
-            <w:r/>
-            <w:r/>
           </w:p>
         </w:tc>
         <w:tc>
@@ -1961,8 +2039,6 @@
             <w:pPr>
               <w:jc w:val="center"/>
             </w:pPr>
-            <w:r/>
-            <w:r/>
           </w:p>
         </w:tc>
         <w:tc>
@@ -1973,8 +2049,6 @@
             <w:pPr>
               <w:jc w:val="center"/>
             </w:pPr>
-            <w:r/>
-            <w:r/>
           </w:p>
         </w:tc>
         <w:tc>
@@ -1983,7 +2057,15 @@
           </w:tcPr>
           <w:p>
             <w:r>
-              <w:t>El desarrollo de software es una de mis principales fortalezas. Tengo experiencia académica y laboral construyendo soluciones y actualmente desarrollo en SAP S/4HANA mediante ABAP. En Corestream App podré continuar demostrando esta competencia mediante nuevas funcionalidades para una plataforma existente.</w:t>
+              <w:t xml:space="preserve">El desarrollo de software es una de mis principales fortalezas. Tengo experiencia académica y laboral construyendo soluciones y actualmente desarrollo en SAP S/4HANA mediante ABAP. En </w:t>
+            </w:r>
+            <w:proofErr w:type="spellStart"/>
+            <w:r>
+              <w:t>Corestream</w:t>
+            </w:r>
+            <w:proofErr w:type="spellEnd"/>
+            <w:r>
+              <w:t xml:space="preserve"> App podré continuar demostrando esta competencia mediante nuevas funcionalidades para una plataforma existente.</w:t>
             </w:r>
           </w:p>
         </w:tc>
@@ -2026,8 +2108,6 @@
             <w:pPr>
               <w:jc w:val="center"/>
             </w:pPr>
-            <w:r/>
-            <w:r/>
           </w:p>
         </w:tc>
         <w:tc>
@@ -2038,8 +2118,6 @@
             <w:pPr>
               <w:jc w:val="center"/>
             </w:pPr>
-            <w:r/>
-            <w:r/>
           </w:p>
         </w:tc>
         <w:tc>
@@ -2050,7 +2128,6 @@
             <w:pPr>
               <w:jc w:val="center"/>
             </w:pPr>
-            <w:r/>
             <w:r>
               <w:t>X</w:t>
             </w:r>
@@ -2064,8 +2141,6 @@
             <w:pPr>
               <w:jc w:val="center"/>
             </w:pPr>
-            <w:r/>
-            <w:r/>
           </w:p>
         </w:tc>
         <w:tc>
@@ -2076,8 +2151,6 @@
             <w:pPr>
               <w:jc w:val="center"/>
             </w:pPr>
-            <w:r/>
-            <w:r/>
           </w:p>
         </w:tc>
         <w:tc>
@@ -2086,7 +2159,27 @@
           </w:tcPr>
           <w:p>
             <w:r>
-              <w:t>Puedo crear consultas y manipular información en bases de datos usando SQL y herramientas asociadas. Sin embargo, en comparación con la programación, es un área donde me siento menos seguro. En Corestream App quiero fortalecer el diseño y uso de la base de datos relacional que soporta usuarios, tickets, eventos, épicas, subtareas, documentos y notificaciones.</w:t>
+              <w:t xml:space="preserve">Puedo crear consultas y manipular información en bases de datos usando SQL y herramientas asociadas. Sin embargo, en comparación con la programación, es un área donde me siento menos seguro. En </w:t>
+            </w:r>
+            <w:proofErr w:type="spellStart"/>
+            <w:r>
+              <w:t>Corestream</w:t>
+            </w:r>
+            <w:proofErr w:type="spellEnd"/>
+            <w:r>
+              <w:t xml:space="preserve"> App quiero fortalecer el diseño y uso de la base de datos relacional que soporta usuarios, </w:t>
+            </w:r>
+            <w:proofErr w:type="gramStart"/>
+            <w:r>
+              <w:t>tickets</w:t>
+            </w:r>
+            <w:proofErr w:type="gramEnd"/>
+            <w:r>
+              <w:t xml:space="preserve">, eventos, épicas, </w:t>
+            </w:r>
+            <w:r>
+              <w:lastRenderedPageBreak/>
+              <w:t>subtareas, documentos y notificaciones.</w:t>
             </w:r>
           </w:p>
         </w:tc>
@@ -2117,6 +2210,7 @@
                 <w:sz w:val="18"/>
                 <w:szCs w:val="18"/>
               </w:rPr>
+              <w:lastRenderedPageBreak/>
               <w:t>Construir programas y rutinas de variada complejidad para dar solución a requerimientos de la organización, acordes con tecnologías de mercado y utilizando buenas prácticas de codificación.</w:t>
             </w:r>
           </w:p>
@@ -2129,7 +2223,6 @@
             <w:pPr>
               <w:jc w:val="center"/>
             </w:pPr>
-            <w:r/>
             <w:r>
               <w:t>X</w:t>
             </w:r>
@@ -2143,8 +2236,6 @@
             <w:pPr>
               <w:jc w:val="center"/>
             </w:pPr>
-            <w:r/>
-            <w:r/>
           </w:p>
         </w:tc>
         <w:tc>
@@ -2155,8 +2246,6 @@
             <w:pPr>
               <w:jc w:val="center"/>
             </w:pPr>
-            <w:r/>
-            <w:r/>
           </w:p>
         </w:tc>
         <w:tc>
@@ -2167,8 +2256,6 @@
             <w:pPr>
               <w:jc w:val="center"/>
             </w:pPr>
-            <w:r/>
-            <w:r/>
           </w:p>
         </w:tc>
         <w:tc>
@@ -2179,8 +2266,6 @@
             <w:pPr>
               <w:jc w:val="center"/>
             </w:pPr>
-            <w:r/>
-            <w:r/>
           </w:p>
         </w:tc>
         <w:tc>
@@ -2189,7 +2274,55 @@
           </w:tcPr>
           <w:p>
             <w:r>
-              <w:t>Tengo experiencia construyendo programas y rutinas con ABAP, Python, Java, JavaScript y TypeScript. También he desarrollado con Angular, Django, Ionic y Firebase, utilizando Git para el control de versiones. Corestream App representa una oportunidad para aplicar estas capacidades en una solución web con Vue, TypeScript, Python, APIs y componentes de tiempo real.</w:t>
+              <w:t xml:space="preserve">Tengo experiencia construyendo programas y rutinas con ABAP, Python, Java, JavaScript y </w:t>
+            </w:r>
+            <w:proofErr w:type="spellStart"/>
+            <w:r>
+              <w:t>TypeScript</w:t>
+            </w:r>
+            <w:proofErr w:type="spellEnd"/>
+            <w:r>
+              <w:t xml:space="preserve">. También he desarrollado con Angular, Django, </w:t>
+            </w:r>
+            <w:proofErr w:type="spellStart"/>
+            <w:r>
+              <w:t>Ionic</w:t>
+            </w:r>
+            <w:proofErr w:type="spellEnd"/>
+            <w:r>
+              <w:t xml:space="preserve"> y </w:t>
+            </w:r>
+            <w:proofErr w:type="spellStart"/>
+            <w:r>
+              <w:t>Firebase</w:t>
+            </w:r>
+            <w:proofErr w:type="spellEnd"/>
+            <w:r>
+              <w:t xml:space="preserve">, utilizando Git para el control de versiones. </w:t>
+            </w:r>
+            <w:proofErr w:type="spellStart"/>
+            <w:r>
+              <w:t>Corestream</w:t>
+            </w:r>
+            <w:proofErr w:type="spellEnd"/>
+            <w:r>
+              <w:t xml:space="preserve"> App representa una oportunidad para aplicar estas capacidades en una solución web con Vue, </w:t>
+            </w:r>
+            <w:proofErr w:type="spellStart"/>
+            <w:r>
+              <w:t>TypeScript</w:t>
+            </w:r>
+            <w:proofErr w:type="spellEnd"/>
+            <w:r>
+              <w:t xml:space="preserve">, Python, </w:t>
+            </w:r>
+            <w:proofErr w:type="spellStart"/>
+            <w:r>
+              <w:t>APIs</w:t>
+            </w:r>
+            <w:proofErr w:type="spellEnd"/>
+            <w:r>
+              <w:t xml:space="preserve"> y componentes de tiempo real.</w:t>
             </w:r>
           </w:p>
         </w:tc>
@@ -2232,8 +2365,6 @@
             <w:pPr>
               <w:jc w:val="center"/>
             </w:pPr>
-            <w:r/>
-            <w:r/>
           </w:p>
         </w:tc>
         <w:tc>
@@ -2244,7 +2375,6 @@
             <w:pPr>
               <w:jc w:val="center"/>
             </w:pPr>
-            <w:r/>
             <w:r>
               <w:t>X</w:t>
             </w:r>
@@ -2258,8 +2388,6 @@
             <w:pPr>
               <w:jc w:val="center"/>
             </w:pPr>
-            <w:r/>
-            <w:r/>
           </w:p>
         </w:tc>
         <w:tc>
@@ -2270,8 +2398,6 @@
             <w:pPr>
               <w:jc w:val="center"/>
             </w:pPr>
-            <w:r/>
-            <w:r/>
           </w:p>
         </w:tc>
         <w:tc>
@@ -2282,8 +2408,6 @@
             <w:pPr>
               <w:jc w:val="center"/>
             </w:pPr>
-            <w:r/>
-            <w:r/>
           </w:p>
         </w:tc>
         <w:tc>
@@ -2292,7 +2416,39 @@
           </w:tcPr>
           <w:p>
             <w:r>
-              <w:t>He participado en soluciones que integran distintos componentes y tecnologías. La experiencia con FERREMAS y con el ecosistema SAP me ha permitido comprender la comunicación entre capas. En Corestream App esta competencia se aplica a la integración del frontend, backend, PostgreSQL, Redis, WebSocket, repositorios Git y futuras integraciones con CI/CD o herramientas colaborativas.</w:t>
+              <w:t xml:space="preserve">He participado en soluciones que integran distintos componentes y tecnologías. La experiencia con FERREMAS y con el ecosistema SAP me ha permitido comprender la comunicación entre capas. En </w:t>
+            </w:r>
+            <w:proofErr w:type="spellStart"/>
+            <w:r>
+              <w:t>Corestream</w:t>
+            </w:r>
+            <w:proofErr w:type="spellEnd"/>
+            <w:r>
+              <w:t xml:space="preserve"> App esta competencia se aplica a la integración del </w:t>
+            </w:r>
+            <w:proofErr w:type="spellStart"/>
+            <w:r>
+              <w:t>frontend</w:t>
+            </w:r>
+            <w:proofErr w:type="spellEnd"/>
+            <w:r>
+              <w:t xml:space="preserve">, </w:t>
+            </w:r>
+            <w:proofErr w:type="spellStart"/>
+            <w:r>
+              <w:t>backend</w:t>
+            </w:r>
+            <w:proofErr w:type="spellEnd"/>
+            <w:r>
+              <w:t xml:space="preserve">, PostgreSQL, Redis, </w:t>
+            </w:r>
+            <w:proofErr w:type="spellStart"/>
+            <w:r>
+              <w:t>WebSocket</w:t>
+            </w:r>
+            <w:proofErr w:type="spellEnd"/>
+            <w:r>
+              <w:t>, repositorios Git y futuras integraciones con CI/CD o herramientas colaborativas.</w:t>
             </w:r>
           </w:p>
         </w:tc>
@@ -2335,8 +2491,6 @@
             <w:pPr>
               <w:jc w:val="center"/>
             </w:pPr>
-            <w:r/>
-            <w:r/>
           </w:p>
         </w:tc>
         <w:tc>
@@ -2347,8 +2501,6 @@
             <w:pPr>
               <w:jc w:val="center"/>
             </w:pPr>
-            <w:r/>
-            <w:r/>
           </w:p>
         </w:tc>
         <w:tc>
@@ -2359,7 +2511,6 @@
             <w:pPr>
               <w:jc w:val="center"/>
             </w:pPr>
-            <w:r/>
             <w:r>
               <w:t>X</w:t>
             </w:r>
@@ -2373,8 +2524,6 @@
             <w:pPr>
               <w:jc w:val="center"/>
             </w:pPr>
-            <w:r/>
-            <w:r/>
           </w:p>
         </w:tc>
         <w:tc>
@@ -2385,8 +2534,6 @@
             <w:pPr>
               <w:jc w:val="center"/>
             </w:pPr>
-            <w:r/>
-            <w:r/>
           </w:p>
         </w:tc>
         <w:tc>
@@ -2395,7 +2542,27 @@
           </w:tcPr>
           <w:p>
             <w:r>
-              <w:t>Conozco prácticas como autenticación, autorización, roles, permisos y validación de datos, y las he aplicado en proyectos académicos. Corestream App utiliza JWT, bcrypt y RBAC para sus roles, y contempla MFA/SSO como mejora potencial. Puedo considerar la seguridad dentro del desarrollo, pero debo profundizar en vulnerabilidades y controles avanzados.</w:t>
+              <w:t xml:space="preserve">Conozco prácticas como autenticación, autorización, roles, permisos y validación de datos, y las he aplicado en proyectos académicos. </w:t>
+            </w:r>
+            <w:proofErr w:type="spellStart"/>
+            <w:r>
+              <w:t>Corestream</w:t>
+            </w:r>
+            <w:proofErr w:type="spellEnd"/>
+            <w:r>
+              <w:t xml:space="preserve"> App utiliza JWT, </w:t>
+            </w:r>
+            <w:proofErr w:type="spellStart"/>
+            <w:r>
+              <w:t>bcrypt</w:t>
+            </w:r>
+            <w:proofErr w:type="spellEnd"/>
+            <w:r>
+              <w:t xml:space="preserve"> y RBAC para sus roles, y contempla </w:t>
+            </w:r>
+            <w:r>
+              <w:lastRenderedPageBreak/>
+              <w:t>MFA/SSO como mejora potencial. Puedo considerar la seguridad dentro del desarrollo, pero debo profundizar en vulnerabilidades y controles avanzados.</w:t>
             </w:r>
           </w:p>
         </w:tc>
@@ -2403,7 +2570,7 @@
     </w:tbl>
     <w:p>
       <w:pPr>
-        <w:pStyle w:val="ListParagraph"/>
+        <w:pStyle w:val="Prrafodelista"/>
         <w:ind w:left="435"/>
         <w:rPr>
           <w:rFonts w:cstheme="minorHAnsi"/>
@@ -2439,7 +2606,7 @@
 </file>
 
 <file path=word/endnotes.xml><?xml version="1.0" encoding="utf-8"?>
-<w:endnotes xmlns:wpc="http://schemas.microsoft.com/office/word/2010/wordprocessingCanvas" xmlns:cx="http://schemas.microsoft.com/office/drawing/2014/chartex" xmlns:cx1="http://schemas.microsoft.com/office/drawing/2015/9/8/chartex" xmlns:cx2="http://schemas.microsoft.com/office/drawing/2015/10/21/chartex" xmlns:cx3="http://schemas.microsoft.com/office/drawing/2016/5/9/chartex" xmlns:cx4="http://schemas.microsoft.com/office/drawing/2016/5/10/chartex" xmlns:cx5="http://schemas.microsoft.com/office/drawing/2016/5/11/chartex" xmlns:cx6="http://schemas.microsoft.com/office/drawing/2016/5/12/chartex" xmlns:cx7="http://schemas.microsoft.com/office/drawing/2016/5/13/chartex" xmlns:cx8="http://schemas.microsoft.com/office/drawing/2016/5/14/chartex" xmlns:mc="http://schemas.openxmlformats.org/markup-compatibility/2006" xmlns:aink="http://schemas.microsoft.com/office/drawing/2016/ink" xmlns:am3d="http://schemas.microsoft.com/office/drawing/2017/model3d" xmlns:o="urn:schemas-microsoft-com:office:office" xmlns:oel="http://schemas.microsoft.com/office/2019/extlst" xmlns:r="http://schemas.openxmlformats.org/officeDocument/2006/relationships" xmlns:m="http://schemas.openxmlformats.org/officeDocument/2006/math" xmlns:v="urn:schemas-microsoft-com:vml" xmlns:wp14="http://schemas.microsoft.com/office/word/2010/wordprocessingDrawing" xmlns:wp="http://schemas.openxmlformats.org/drawingml/2006/wordprocessingDrawing" xmlns:w10="urn:schemas-microsoft-com:office:word" xmlns:w="http://schemas.openxmlformats.org/wordprocessingml/2006/main" xmlns:w14="http://schemas.microsoft.com/office/word/2010/wordml" xmlns:w15="http://schemas.microsoft.com/office/word/2012/wordml" xmlns:w16cei="http://schemas.microsoft.com/office/word/2026/wordml/cei" xmlns:w16cex="http://schemas.microsoft.com/office/word/2018/wordml/cex" xmlns:w16cid="http://schemas.microsoft.com/office/word/2016/wordml/cid" xmlns:w16="http://schemas.microsoft.com/office/word/2018/wordml" xmlns:w16du="http://schemas.microsoft.com/office/word/2023/wordml/word16du" xmlns:w16sdtdh="http://schemas.microsoft.com/office/word/2020/wordml/sdtdatahash" xmlns:w16sdtfl="http://schemas.microsoft.com/office/word/2024/wordml/sdtformatlock" xmlns:w16se="http://schemas.microsoft.com/office/word/2015/wordml/symex" xmlns:wpg="http://schemas.microsoft.com/office/word/2010/wordprocessingGroup" xmlns:wpi="http://schemas.microsoft.com/office/word/2010/wordprocessingInk" xmlns:wne="http://schemas.microsoft.com/office/word/2006/wordml" xmlns:wps="http://schemas.microsoft.com/office/word/2010/wordprocessingShape" mc:Ignorable="w14 w15 w16se w16cid w16 w16cex w16sdtdh w16sdtfl w16du wp14">
+<w:endnotes xmlns:wpc="http://schemas.microsoft.com/office/word/2010/wordprocessingCanvas" xmlns:cx="http://schemas.microsoft.com/office/drawing/2014/chartex" xmlns:cx1="http://schemas.microsoft.com/office/drawing/2015/9/8/chartex" xmlns:cx2="http://schemas.microsoft.com/office/drawing/2015/10/21/chartex" xmlns:cx3="http://schemas.microsoft.com/office/drawing/2016/5/9/chartex" xmlns:cx4="http://schemas.microsoft.com/office/drawing/2016/5/10/chartex" xmlns:cx5="http://schemas.microsoft.com/office/drawing/2016/5/11/chartex" xmlns:cx6="http://schemas.microsoft.com/office/drawing/2016/5/12/chartex" xmlns:cx7="http://schemas.microsoft.com/office/drawing/2016/5/13/chartex" xmlns:cx8="http://schemas.microsoft.com/office/drawing/2016/5/14/chartex" xmlns:mc="http://schemas.openxmlformats.org/markup-compatibility/2006" xmlns:aink="http://schemas.microsoft.com/office/drawing/2016/ink" xmlns:am3d="http://schemas.microsoft.com/office/drawing/2017/model3d" xmlns:o="urn:schemas-microsoft-com:office:office" xmlns:oel="http://schemas.microsoft.com/office/2019/extlst" xmlns:r="http://schemas.openxmlformats.org/officeDocument/2006/relationships" xmlns:m="http://schemas.openxmlformats.org/officeDocument/2006/math" xmlns:v="urn:schemas-microsoft-com:vml" xmlns:wp14="http://schemas.microsoft.com/office/word/2010/wordprocessingDrawing" xmlns:wp="http://schemas.openxmlformats.org/drawingml/2006/wordprocessingDrawing" xmlns:w10="urn:schemas-microsoft-com:office:word" xmlns:w="http://schemas.openxmlformats.org/wordprocessingml/2006/main" xmlns:w14="http://schemas.microsoft.com/office/word/2010/wordml" xmlns:w15="http://schemas.microsoft.com/office/word/2012/wordml" xmlns:w16cex="http://schemas.microsoft.com/office/word/2018/wordml/cex" xmlns:w16cid="http://schemas.microsoft.com/office/word/2016/wordml/cid" xmlns:w16="http://schemas.microsoft.com/office/word/2018/wordml" xmlns:w16du="http://schemas.microsoft.com/office/word/2023/wordml/word16du" xmlns:w16sdtdh="http://schemas.microsoft.com/office/word/2020/wordml/sdtdatahash" xmlns:w16sdtfl="http://schemas.microsoft.com/office/word/2024/wordml/sdtformatlock" xmlns:w16se="http://schemas.microsoft.com/office/word/2015/wordml/symex" xmlns:wpg="http://schemas.microsoft.com/office/word/2010/wordprocessingGroup" xmlns:wpi="http://schemas.microsoft.com/office/word/2010/wordprocessingInk" xmlns:wne="http://schemas.microsoft.com/office/word/2006/wordml" xmlns:wps="http://schemas.microsoft.com/office/word/2010/wordprocessingShape" mc:Ignorable="w14 w15 w16se w16cid w16 w16cex w16sdtdh w16sdtfl w16du wp14">
   <w:endnote w:type="separator" w:id="-1">
     <w:p>
       <w:pPr>
@@ -2464,17 +2631,17 @@
 </file>
 
 <file path=word/footer1.xml><?xml version="1.0" encoding="utf-8"?>
-<w:ftr xmlns:wpc="http://schemas.microsoft.com/office/word/2010/wordprocessingCanvas" xmlns:cx="http://schemas.microsoft.com/office/drawing/2014/chartex" xmlns:cx1="http://schemas.microsoft.com/office/drawing/2015/9/8/chartex" xmlns:cx2="http://schemas.microsoft.com/office/drawing/2015/10/21/chartex" xmlns:cx3="http://schemas.microsoft.com/office/drawing/2016/5/9/chartex" xmlns:cx4="http://schemas.microsoft.com/office/drawing/2016/5/10/chartex" xmlns:cx5="http://schemas.microsoft.com/office/drawing/2016/5/11/chartex" xmlns:cx6="http://schemas.microsoft.com/office/drawing/2016/5/12/chartex" xmlns:cx7="http://schemas.microsoft.com/office/drawing/2016/5/13/chartex" xmlns:cx8="http://schemas.microsoft.com/office/drawing/2016/5/14/chartex" xmlns:mc="http://schemas.openxmlformats.org/markup-compatibility/2006" xmlns:aink="http://schemas.microsoft.com/office/drawing/2016/ink" xmlns:am3d="http://schemas.microsoft.com/office/drawing/2017/model3d" xmlns:o="urn:schemas-microsoft-com:office:office" xmlns:oel="http://schemas.microsoft.com/office/2019/extlst" xmlns:r="http://schemas.openxmlformats.org/officeDocument/2006/relationships" xmlns:m="http://schemas.openxmlformats.org/officeDocument/2006/math" xmlns:v="urn:schemas-microsoft-com:vml" xmlns:wp14="http://schemas.microsoft.com/office/word/2010/wordprocessingDrawing" xmlns:wp="http://schemas.openxmlformats.org/drawingml/2006/wordprocessingDrawing" xmlns:w10="urn:schemas-microsoft-com:office:word" xmlns:w="http://schemas.openxmlformats.org/wordprocessingml/2006/main" xmlns:w14="http://schemas.microsoft.com/office/word/2010/wordml" xmlns:w15="http://schemas.microsoft.com/office/word/2012/wordml" xmlns:w16cei="http://schemas.microsoft.com/office/word/2026/wordml/cei" xmlns:w16cex="http://schemas.microsoft.com/office/word/2018/wordml/cex" xmlns:w16cid="http://schemas.microsoft.com/office/word/2016/wordml/cid" xmlns:w16="http://schemas.microsoft.com/office/word/2018/wordml" xmlns:w16du="http://schemas.microsoft.com/office/word/2023/wordml/word16du" xmlns:w16sdtdh="http://schemas.microsoft.com/office/word/2020/wordml/sdtdatahash" xmlns:w16sdtfl="http://schemas.microsoft.com/office/word/2024/wordml/sdtformatlock" xmlns:w16se="http://schemas.microsoft.com/office/word/2015/wordml/symex" xmlns:wpg="http://schemas.microsoft.com/office/word/2010/wordprocessingGroup" xmlns:wpi="http://schemas.microsoft.com/office/word/2010/wordprocessingInk" xmlns:wne="http://schemas.microsoft.com/office/word/2006/wordml" xmlns:wps="http://schemas.microsoft.com/office/word/2010/wordprocessingShape" mc:Ignorable="w14 w15 w16se w16cid w16 w16cex w16sdtdh w16sdtfl w16du wp14">
+<w:ftr xmlns:wpc="http://schemas.microsoft.com/office/word/2010/wordprocessingCanvas" xmlns:cx="http://schemas.microsoft.com/office/drawing/2014/chartex" xmlns:cx1="http://schemas.microsoft.com/office/drawing/2015/9/8/chartex" xmlns:cx2="http://schemas.microsoft.com/office/drawing/2015/10/21/chartex" xmlns:cx3="http://schemas.microsoft.com/office/drawing/2016/5/9/chartex" xmlns:cx4="http://schemas.microsoft.com/office/drawing/2016/5/10/chartex" xmlns:cx5="http://schemas.microsoft.com/office/drawing/2016/5/11/chartex" xmlns:cx6="http://schemas.microsoft.com/office/drawing/2016/5/12/chartex" xmlns:cx7="http://schemas.microsoft.com/office/drawing/2016/5/13/chartex" xmlns:cx8="http://schemas.microsoft.com/office/drawing/2016/5/14/chartex" xmlns:mc="http://schemas.openxmlformats.org/markup-compatibility/2006" xmlns:aink="http://schemas.microsoft.com/office/drawing/2016/ink" xmlns:am3d="http://schemas.microsoft.com/office/drawing/2017/model3d" xmlns:o="urn:schemas-microsoft-com:office:office" xmlns:oel="http://schemas.microsoft.com/office/2019/extlst" xmlns:r="http://schemas.openxmlformats.org/officeDocument/2006/relationships" xmlns:m="http://schemas.openxmlformats.org/officeDocument/2006/math" xmlns:v="urn:schemas-microsoft-com:vml" xmlns:wp14="http://schemas.microsoft.com/office/word/2010/wordprocessingDrawing" xmlns:wp="http://schemas.openxmlformats.org/drawingml/2006/wordprocessingDrawing" xmlns:w10="urn:schemas-microsoft-com:office:word" xmlns:w="http://schemas.openxmlformats.org/wordprocessingml/2006/main" xmlns:w14="http://schemas.microsoft.com/office/word/2010/wordml" xmlns:w15="http://schemas.microsoft.com/office/word/2012/wordml" xmlns:w16cex="http://schemas.microsoft.com/office/word/2018/wordml/cex" xmlns:w16cid="http://schemas.microsoft.com/office/word/2016/wordml/cid" xmlns:w16="http://schemas.microsoft.com/office/word/2018/wordml" xmlns:w16du="http://schemas.microsoft.com/office/word/2023/wordml/word16du" xmlns:w16sdtdh="http://schemas.microsoft.com/office/word/2020/wordml/sdtdatahash" xmlns:w16sdtfl="http://schemas.microsoft.com/office/word/2024/wordml/sdtformatlock" xmlns:w16se="http://schemas.microsoft.com/office/word/2015/wordml/symex" xmlns:wpg="http://schemas.microsoft.com/office/word/2010/wordprocessingGroup" xmlns:wpi="http://schemas.microsoft.com/office/word/2010/wordprocessingInk" xmlns:wne="http://schemas.microsoft.com/office/word/2006/wordml" xmlns:wps="http://schemas.microsoft.com/office/word/2010/wordprocessingShape" mc:Ignorable="w14 w15 w16se w16cid w16 w16cex w16sdtdh w16sdtfl w16du wp14">
   <w:p>
     <w:pPr>
-      <w:pStyle w:val="Footer"/>
+      <w:pStyle w:val="Piedepgina"/>
     </w:pPr>
   </w:p>
 </w:ftr>
 </file>
 
 <file path=word/footer2.xml><?xml version="1.0" encoding="utf-8"?>
-<w:ftr xmlns:wpc="http://schemas.microsoft.com/office/word/2010/wordprocessingCanvas" xmlns:cx="http://schemas.microsoft.com/office/drawing/2014/chartex" xmlns:cx1="http://schemas.microsoft.com/office/drawing/2015/9/8/chartex" xmlns:cx2="http://schemas.microsoft.com/office/drawing/2015/10/21/chartex" xmlns:cx3="http://schemas.microsoft.com/office/drawing/2016/5/9/chartex" xmlns:cx4="http://schemas.microsoft.com/office/drawing/2016/5/10/chartex" xmlns:cx5="http://schemas.microsoft.com/office/drawing/2016/5/11/chartex" xmlns:cx6="http://schemas.microsoft.com/office/drawing/2016/5/12/chartex" xmlns:cx7="http://schemas.microsoft.com/office/drawing/2016/5/13/chartex" xmlns:cx8="http://schemas.microsoft.com/office/drawing/2016/5/14/chartex" xmlns:mc="http://schemas.openxmlformats.org/markup-compatibility/2006" xmlns:aink="http://schemas.microsoft.com/office/drawing/2016/ink" xmlns:am3d="http://schemas.microsoft.com/office/drawing/2017/model3d" xmlns:o="urn:schemas-microsoft-com:office:office" xmlns:oel="http://schemas.microsoft.com/office/2019/extlst" xmlns:r="http://schemas.openxmlformats.org/officeDocument/2006/relationships" xmlns:m="http://schemas.openxmlformats.org/officeDocument/2006/math" xmlns:v="urn:schemas-microsoft-com:vml" xmlns:wp14="http://schemas.microsoft.com/office/word/2010/wordprocessingDrawing" xmlns:wp="http://schemas.openxmlformats.org/drawingml/2006/wordprocessingDrawing" xmlns:w10="urn:schemas-microsoft-com:office:word" xmlns:w="http://schemas.openxmlformats.org/wordprocessingml/2006/main" xmlns:w14="http://schemas.microsoft.com/office/word/2010/wordml" xmlns:w15="http://schemas.microsoft.com/office/word/2012/wordml" xmlns:w16cei="http://schemas.microsoft.com/office/word/2026/wordml/cei" xmlns:w16cex="http://schemas.microsoft.com/office/word/2018/wordml/cex" xmlns:w16cid="http://schemas.microsoft.com/office/word/2016/wordml/cid" xmlns:w16="http://schemas.microsoft.com/office/word/2018/wordml" xmlns:w16du="http://schemas.microsoft.com/office/word/2023/wordml/word16du" xmlns:w16sdtdh="http://schemas.microsoft.com/office/word/2020/wordml/sdtdatahash" xmlns:w16sdtfl="http://schemas.microsoft.com/office/word/2024/wordml/sdtformatlock" xmlns:w16se="http://schemas.microsoft.com/office/word/2015/wordml/symex" xmlns:wpg="http://schemas.microsoft.com/office/word/2010/wordprocessingGroup" xmlns:wpi="http://schemas.microsoft.com/office/word/2010/wordprocessingInk" xmlns:wne="http://schemas.microsoft.com/office/word/2006/wordml" xmlns:wps="http://schemas.microsoft.com/office/word/2010/wordprocessingShape" mc:Ignorable="w14 w15 w16se w16cid w16 w16cex w16sdtdh w16sdtfl w16du wp14">
+<w:ftr xmlns:wpc="http://schemas.microsoft.com/office/word/2010/wordprocessingCanvas" xmlns:cx="http://schemas.microsoft.com/office/drawing/2014/chartex" xmlns:cx1="http://schemas.microsoft.com/office/drawing/2015/9/8/chartex" xmlns:cx2="http://schemas.microsoft.com/office/drawing/2015/10/21/chartex" xmlns:cx3="http://schemas.microsoft.com/office/drawing/2016/5/9/chartex" xmlns:cx4="http://schemas.microsoft.com/office/drawing/2016/5/10/chartex" xmlns:cx5="http://schemas.microsoft.com/office/drawing/2016/5/11/chartex" xmlns:cx6="http://schemas.microsoft.com/office/drawing/2016/5/12/chartex" xmlns:cx7="http://schemas.microsoft.com/office/drawing/2016/5/13/chartex" xmlns:cx8="http://schemas.microsoft.com/office/drawing/2016/5/14/chartex" xmlns:mc="http://schemas.openxmlformats.org/markup-compatibility/2006" xmlns:aink="http://schemas.microsoft.com/office/drawing/2016/ink" xmlns:am3d="http://schemas.microsoft.com/office/drawing/2017/model3d" xmlns:o="urn:schemas-microsoft-com:office:office" xmlns:oel="http://schemas.microsoft.com/office/2019/extlst" xmlns:r="http://schemas.openxmlformats.org/officeDocument/2006/relationships" xmlns:m="http://schemas.openxmlformats.org/officeDocument/2006/math" xmlns:v="urn:schemas-microsoft-com:vml" xmlns:wp14="http://schemas.microsoft.com/office/word/2010/wordprocessingDrawing" xmlns:wp="http://schemas.openxmlformats.org/drawingml/2006/wordprocessingDrawing" xmlns:w10="urn:schemas-microsoft-com:office:word" xmlns:w="http://schemas.openxmlformats.org/wordprocessingml/2006/main" xmlns:w14="http://schemas.microsoft.com/office/word/2010/wordml" xmlns:w15="http://schemas.microsoft.com/office/word/2012/wordml" xmlns:w16cex="http://schemas.microsoft.com/office/word/2018/wordml/cex" xmlns:w16cid="http://schemas.microsoft.com/office/word/2016/wordml/cid" xmlns:w16="http://schemas.microsoft.com/office/word/2018/wordml" xmlns:w16du="http://schemas.microsoft.com/office/word/2023/wordml/word16du" xmlns:w16sdtdh="http://schemas.microsoft.com/office/word/2020/wordml/sdtdatahash" xmlns:w16sdtfl="http://schemas.microsoft.com/office/word/2024/wordml/sdtformatlock" xmlns:w16se="http://schemas.microsoft.com/office/word/2015/wordml/symex" xmlns:wpg="http://schemas.microsoft.com/office/word/2010/wordprocessingGroup" xmlns:wpi="http://schemas.microsoft.com/office/word/2010/wordprocessingInk" xmlns:wne="http://schemas.microsoft.com/office/word/2006/wordml" xmlns:wps="http://schemas.microsoft.com/office/word/2010/wordprocessingShape" mc:Ignorable="w14 w15 w16se w16cid w16 w16cex w16sdtdh w16sdtfl w16du wp14">
   <w:sdt>
     <w:sdtPr>
       <w:id w:val="-1904276369"/>
@@ -2486,7 +2653,7 @@
     <w:sdtContent>
       <w:p>
         <w:pPr>
-          <w:pStyle w:val="Footer"/>
+          <w:pStyle w:val="Piedepgina"/>
         </w:pPr>
         <w:r>
           <w:rPr>
@@ -2692,14 +2859,14 @@
                 </wp:anchor>
               </w:drawing>
             </mc:Choice>
-            <mc:Fallback xmlns:a14="http://schemas.microsoft.com/office/drawing/2010/main" xmlns:a="http://schemas.openxmlformats.org/drawingml/2006/main">
+            <mc:Fallback>
               <w:pict>
-                <v:group id="Grupo 32" style="position:absolute;margin-left:0;margin-top:0;width:610.5pt;height:15pt;z-index:251659264;mso-width-percent:1000;mso-position-horizontal:center;mso-position-horizontal-relative:page;mso-position-vertical:center;mso-position-vertical-relative:bottom-margin-area;mso-width-percent:1000" coordsize="12255,300" coordorigin=",14970" o:spid="_x0000_s1026" w14:anchorId="51D00065" o:gfxdata="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">
+                <v:group w14:anchorId="51D00065" id="Grupo 32" o:spid="_x0000_s1026" style="position:absolute;margin-left:0;margin-top:0;width:610.5pt;height:15pt;z-index:251659264;mso-width-percent:1000;mso-position-horizontal:center;mso-position-horizontal-relative:page;mso-position-vertical:center;mso-position-vertical-relative:bottom-margin-area;mso-width-percent:1000" coordorigin=",14970" coordsize="12255,300" o:gfxdata="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">
                   <v:shapetype id="_x0000_t202" coordsize="21600,21600" o:spt="202" path="m,l,21600r21600,l21600,xe">
                     <v:stroke joinstyle="miter"/>
                     <v:path gradientshapeok="t" o:connecttype="rect"/>
                   </v:shapetype>
-                  <v:shape id="Text Box 25" style="position:absolute;left:10803;top:14982;width:659;height:288;visibility:visible;mso-wrap-style:square;v-text-anchor:top" o:spid="_x0000_s1027" filled="f" stroked="f" type="#_x0000_t202" o:gfxdata="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">
+                  <v:shape id="Text Box 25" o:spid="_x0000_s1027" type="#_x0000_t202" style="position:absolute;left:10803;top:14982;width:659;height:288;visibility:visible;mso-wrap-style:square;v-text-anchor:top" o:gfxdata="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" filled="f" stroked="f">
                     <v:textbox inset="0,0,0,0">
                       <w:txbxContent>
                         <w:p>
@@ -2733,20 +2900,20 @@
                       </w:txbxContent>
                     </v:textbox>
                   </v:shape>
-                  <v:group id="Group 31" style="position:absolute;top:14970;width:12255;height:230;flip:x" coordsize="12255,230" coordorigin="-8,14978" o:spid="_x0000_s1028" o:gfxdata="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">
-                    <v:shapetype id="_x0000_t34" coordsize="21600,21600" o:oned="t" filled="f" o:spt="34" adj="10800" path="m,l@0,0@0,21600,21600,21600e">
+                  <v:group id="Group 31" o:spid="_x0000_s1028" style="position:absolute;top:14970;width:12255;height:230;flip:x" coordorigin="-8,14978" coordsize="12255,230" o:gfxdata="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">
+                    <v:shapetype id="_x0000_t34" coordsize="21600,21600" o:spt="34" o:oned="t" adj="10800" path="m,l@0,0@0,21600,21600,21600e" filled="f">
                       <v:stroke joinstyle="miter"/>
                       <v:formulas>
                         <v:f eqn="val #0"/>
                       </v:formulas>
-                      <v:path fillok="f" arrowok="t" o:connecttype="none"/>
+                      <v:path arrowok="t" fillok="f" o:connecttype="none"/>
                       <v:handles>
                         <v:h position="#0,center"/>
                       </v:handles>
                       <o:lock v:ext="edit" shapetype="t"/>
                     </v:shapetype>
-                    <v:shape id="AutoShape 27" style="position:absolute;left:-8;top:14978;width:1260;height:230;flip:y;visibility:visible;mso-wrap-style:square" o:spid="_x0000_s1029" strokecolor="#a5a5a5" o:connectortype="elbow" type="#_x0000_t34" o:gfxdata="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"/>
-                    <v:shape id="AutoShape 28" style="position:absolute;left:1252;top:14978;width:10995;height:230;rotation:180;visibility:visible;mso-wrap-style:square" o:spid="_x0000_s1030" strokecolor="#a5a5a5" o:connectortype="elbow" type="#_x0000_t34" adj="20904" o:gfxdata="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"/>
+                    <v:shape id="AutoShape 27" o:spid="_x0000_s1029" type="#_x0000_t34" style="position:absolute;left:-8;top:14978;width:1260;height:230;flip:y;visibility:visible;mso-wrap-style:square" o:connectortype="elbow" o:gfxdata="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" strokecolor="#a5a5a5"/>
+                    <v:shape id="AutoShape 28" o:spid="_x0000_s1030" type="#_x0000_t34" style="position:absolute;left:1252;top:14978;width:10995;height:230;rotation:180;visibility:visible;mso-wrap-style:square" o:connectortype="elbow" o:gfxdata="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" adj="20904" strokecolor="#a5a5a5"/>
                   </v:group>
                   <w10:wrap anchorx="page" anchory="margin"/>
                 </v:group>
@@ -2761,17 +2928,17 @@
 </file>
 
 <file path=word/footer3.xml><?xml version="1.0" encoding="utf-8"?>
-<w:ftr xmlns:wpc="http://schemas.microsoft.com/office/word/2010/wordprocessingCanvas" xmlns:cx="http://schemas.microsoft.com/office/drawing/2014/chartex" xmlns:cx1="http://schemas.microsoft.com/office/drawing/2015/9/8/chartex" xmlns:cx2="http://schemas.microsoft.com/office/drawing/2015/10/21/chartex" xmlns:cx3="http://schemas.microsoft.com/office/drawing/2016/5/9/chartex" xmlns:cx4="http://schemas.microsoft.com/office/drawing/2016/5/10/chartex" xmlns:cx5="http://schemas.microsoft.com/office/drawing/2016/5/11/chartex" xmlns:cx6="http://schemas.microsoft.com/office/drawing/2016/5/12/chartex" xmlns:cx7="http://schemas.microsoft.com/office/drawing/2016/5/13/chartex" xmlns:cx8="http://schemas.microsoft.com/office/drawing/2016/5/14/chartex" xmlns:mc="http://schemas.openxmlformats.org/markup-compatibility/2006" xmlns:aink="http://schemas.microsoft.com/office/drawing/2016/ink" xmlns:am3d="http://schemas.microsoft.com/office/drawing/2017/model3d" xmlns:o="urn:schemas-microsoft-com:office:office" xmlns:oel="http://schemas.microsoft.com/office/2019/extlst" xmlns:r="http://schemas.openxmlformats.org/officeDocument/2006/relationships" xmlns:m="http://schemas.openxmlformats.org/officeDocument/2006/math" xmlns:v="urn:schemas-microsoft-com:vml" xmlns:wp14="http://schemas.microsoft.com/office/word/2010/wordprocessingDrawing" xmlns:wp="http://schemas.openxmlformats.org/drawingml/2006/wordprocessingDrawing" xmlns:w10="urn:schemas-microsoft-com:office:word" xmlns:w="http://schemas.openxmlformats.org/wordprocessingml/2006/main" xmlns:w14="http://schemas.microsoft.com/office/word/2010/wordml" xmlns:w15="http://schemas.microsoft.com/office/word/2012/wordml" xmlns:w16cei="http://schemas.microsoft.com/office/word/2026/wordml/cei" xmlns:w16cex="http://schemas.microsoft.com/office/word/2018/wordml/cex" xmlns:w16cid="http://schemas.microsoft.com/office/word/2016/wordml/cid" xmlns:w16="http://schemas.microsoft.com/office/word/2018/wordml" xmlns:w16du="http://schemas.microsoft.com/office/word/2023/wordml/word16du" xmlns:w16sdtdh="http://schemas.microsoft.com/office/word/2020/wordml/sdtdatahash" xmlns:w16sdtfl="http://schemas.microsoft.com/office/word/2024/wordml/sdtformatlock" xmlns:w16se="http://schemas.microsoft.com/office/word/2015/wordml/symex" xmlns:wpg="http://schemas.microsoft.com/office/word/2010/wordprocessingGroup" xmlns:wpi="http://schemas.microsoft.com/office/word/2010/wordprocessingInk" xmlns:wne="http://schemas.microsoft.com/office/word/2006/wordml" xmlns:wps="http://schemas.microsoft.com/office/word/2010/wordprocessingShape" mc:Ignorable="w14 w15 w16se w16cid w16 w16cex w16sdtdh w16sdtfl w16du wp14">
+<w:ftr xmlns:wpc="http://schemas.microsoft.com/office/word/2010/wordprocessingCanvas" xmlns:cx="http://schemas.microsoft.com/office/drawing/2014/chartex" xmlns:cx1="http://schemas.microsoft.com/office/drawing/2015/9/8/chartex" xmlns:cx2="http://schemas.microsoft.com/office/drawing/2015/10/21/chartex" xmlns:cx3="http://schemas.microsoft.com/office/drawing/2016/5/9/chartex" xmlns:cx4="http://schemas.microsoft.com/office/drawing/2016/5/10/chartex" xmlns:cx5="http://schemas.microsoft.com/office/drawing/2016/5/11/chartex" xmlns:cx6="http://schemas.microsoft.com/office/drawing/2016/5/12/chartex" xmlns:cx7="http://schemas.microsoft.com/office/drawing/2016/5/13/chartex" xmlns:cx8="http://schemas.microsoft.com/office/drawing/2016/5/14/chartex" xmlns:mc="http://schemas.openxmlformats.org/markup-compatibility/2006" xmlns:aink="http://schemas.microsoft.com/office/drawing/2016/ink" xmlns:am3d="http://schemas.microsoft.com/office/drawing/2017/model3d" xmlns:o="urn:schemas-microsoft-com:office:office" xmlns:oel="http://schemas.microsoft.com/office/2019/extlst" xmlns:r="http://schemas.openxmlformats.org/officeDocument/2006/relationships" xmlns:m="http://schemas.openxmlformats.org/officeDocument/2006/math" xmlns:v="urn:schemas-microsoft-com:vml" xmlns:wp14="http://schemas.microsoft.com/office/word/2010/wordprocessingDrawing" xmlns:wp="http://schemas.openxmlformats.org/drawingml/2006/wordprocessingDrawing" xmlns:w10="urn:schemas-microsoft-com:office:word" xmlns:w="http://schemas.openxmlformats.org/wordprocessingml/2006/main" xmlns:w14="http://schemas.microsoft.com/office/word/2010/wordml" xmlns:w15="http://schemas.microsoft.com/office/word/2012/wordml" xmlns:w16cex="http://schemas.microsoft.com/office/word/2018/wordml/cex" xmlns:w16cid="http://schemas.microsoft.com/office/word/2016/wordml/cid" xmlns:w16="http://schemas.microsoft.com/office/word/2018/wordml" xmlns:w16du="http://schemas.microsoft.com/office/word/2023/wordml/word16du" xmlns:w16sdtdh="http://schemas.microsoft.com/office/word/2020/wordml/sdtdatahash" xmlns:w16sdtfl="http://schemas.microsoft.com/office/word/2024/wordml/sdtformatlock" xmlns:w16se="http://schemas.microsoft.com/office/word/2015/wordml/symex" xmlns:wpg="http://schemas.microsoft.com/office/word/2010/wordprocessingGroup" xmlns:wpi="http://schemas.microsoft.com/office/word/2010/wordprocessingInk" xmlns:wne="http://schemas.microsoft.com/office/word/2006/wordml" xmlns:wps="http://schemas.microsoft.com/office/word/2010/wordprocessingShape" mc:Ignorable="w14 w15 w16se w16cid w16 w16cex w16sdtdh w16sdtfl w16du wp14">
   <w:p>
     <w:pPr>
-      <w:pStyle w:val="Footer"/>
+      <w:pStyle w:val="Piedepgina"/>
     </w:pPr>
   </w:p>
 </w:ftr>
 </file>
 
 <file path=word/footnotes.xml><?xml version="1.0" encoding="utf-8"?>
-<w:footnotes xmlns:wpc="http://schemas.microsoft.com/office/word/2010/wordprocessingCanvas" xmlns:cx="http://schemas.microsoft.com/office/drawing/2014/chartex" xmlns:cx1="http://schemas.microsoft.com/office/drawing/2015/9/8/chartex" xmlns:cx2="http://schemas.microsoft.com/office/drawing/2015/10/21/chartex" xmlns:cx3="http://schemas.microsoft.com/office/drawing/2016/5/9/chartex" xmlns:cx4="http://schemas.microsoft.com/office/drawing/2016/5/10/chartex" xmlns:cx5="http://schemas.microsoft.com/office/drawing/2016/5/11/chartex" xmlns:cx6="http://schemas.microsoft.com/office/drawing/2016/5/12/chartex" xmlns:cx7="http://schemas.microsoft.com/office/drawing/2016/5/13/chartex" xmlns:cx8="http://schemas.microsoft.com/office/drawing/2016/5/14/chartex" xmlns:mc="http://schemas.openxmlformats.org/markup-compatibility/2006" xmlns:aink="http://schemas.microsoft.com/office/drawing/2016/ink" xmlns:am3d="http://schemas.microsoft.com/office/drawing/2017/model3d" xmlns:o="urn:schemas-microsoft-com:office:office" xmlns:oel="http://schemas.microsoft.com/office/2019/extlst" xmlns:r="http://schemas.openxmlformats.org/officeDocument/2006/relationships" xmlns:m="http://schemas.openxmlformats.org/officeDocument/2006/math" xmlns:v="urn:schemas-microsoft-com:vml" xmlns:wp14="http://schemas.microsoft.com/office/word/2010/wordprocessingDrawing" xmlns:wp="http://schemas.openxmlformats.org/drawingml/2006/wordprocessingDrawing" xmlns:w10="urn:schemas-microsoft-com:office:word" xmlns:w="http://schemas.openxmlformats.org/wordprocessingml/2006/main" xmlns:w14="http://schemas.microsoft.com/office/word/2010/wordml" xmlns:w15="http://schemas.microsoft.com/office/word/2012/wordml" xmlns:w16cei="http://schemas.microsoft.com/office/word/2026/wordml/cei" xmlns:w16cex="http://schemas.microsoft.com/office/word/2018/wordml/cex" xmlns:w16cid="http://schemas.microsoft.com/office/word/2016/wordml/cid" xmlns:w16="http://schemas.microsoft.com/office/word/2018/wordml" xmlns:w16du="http://schemas.microsoft.com/office/word/2023/wordml/word16du" xmlns:w16sdtdh="http://schemas.microsoft.com/office/word/2020/wordml/sdtdatahash" xmlns:w16sdtfl="http://schemas.microsoft.com/office/word/2024/wordml/sdtformatlock" xmlns:w16se="http://schemas.microsoft.com/office/word/2015/wordml/symex" xmlns:wpg="http://schemas.microsoft.com/office/word/2010/wordprocessingGroup" xmlns:wpi="http://schemas.microsoft.com/office/word/2010/wordprocessingInk" xmlns:wne="http://schemas.microsoft.com/office/word/2006/wordml" xmlns:wps="http://schemas.microsoft.com/office/word/2010/wordprocessingShape" mc:Ignorable="w14 w15 w16se w16cid w16 w16cex w16sdtdh w16sdtfl w16du wp14">
+<w:footnotes xmlns:wpc="http://schemas.microsoft.com/office/word/2010/wordprocessingCanvas" xmlns:cx="http://schemas.microsoft.com/office/drawing/2014/chartex" xmlns:cx1="http://schemas.microsoft.com/office/drawing/2015/9/8/chartex" xmlns:cx2="http://schemas.microsoft.com/office/drawing/2015/10/21/chartex" xmlns:cx3="http://schemas.microsoft.com/office/drawing/2016/5/9/chartex" xmlns:cx4="http://schemas.microsoft.com/office/drawing/2016/5/10/chartex" xmlns:cx5="http://schemas.microsoft.com/office/drawing/2016/5/11/chartex" xmlns:cx6="http://schemas.microsoft.com/office/drawing/2016/5/12/chartex" xmlns:cx7="http://schemas.microsoft.com/office/drawing/2016/5/13/chartex" xmlns:cx8="http://schemas.microsoft.com/office/drawing/2016/5/14/chartex" xmlns:mc="http://schemas.openxmlformats.org/markup-compatibility/2006" xmlns:aink="http://schemas.microsoft.com/office/drawing/2016/ink" xmlns:am3d="http://schemas.microsoft.com/office/drawing/2017/model3d" xmlns:o="urn:schemas-microsoft-com:office:office" xmlns:oel="http://schemas.microsoft.com/office/2019/extlst" xmlns:r="http://schemas.openxmlformats.org/officeDocument/2006/relationships" xmlns:m="http://schemas.openxmlformats.org/officeDocument/2006/math" xmlns:v="urn:schemas-microsoft-com:vml" xmlns:wp14="http://schemas.microsoft.com/office/word/2010/wordprocessingDrawing" xmlns:wp="http://schemas.openxmlformats.org/drawingml/2006/wordprocessingDrawing" xmlns:w10="urn:schemas-microsoft-com:office:word" xmlns:w="http://schemas.openxmlformats.org/wordprocessingml/2006/main" xmlns:w14="http://schemas.microsoft.com/office/word/2010/wordml" xmlns:w15="http://schemas.microsoft.com/office/word/2012/wordml" xmlns:w16cex="http://schemas.microsoft.com/office/word/2018/wordml/cex" xmlns:w16cid="http://schemas.microsoft.com/office/word/2016/wordml/cid" xmlns:w16="http://schemas.microsoft.com/office/word/2018/wordml" xmlns:w16du="http://schemas.microsoft.com/office/word/2023/wordml/word16du" xmlns:w16sdtdh="http://schemas.microsoft.com/office/word/2020/wordml/sdtdatahash" xmlns:w16sdtfl="http://schemas.microsoft.com/office/word/2024/wordml/sdtformatlock" xmlns:w16se="http://schemas.microsoft.com/office/word/2015/wordml/symex" xmlns:wpg="http://schemas.microsoft.com/office/word/2010/wordprocessingGroup" xmlns:wpi="http://schemas.microsoft.com/office/word/2010/wordprocessingInk" xmlns:wne="http://schemas.microsoft.com/office/word/2006/wordml" xmlns:wps="http://schemas.microsoft.com/office/word/2010/wordprocessingShape" mc:Ignorable="w14 w15 w16se w16cid w16 w16cex w16sdtdh w16sdtfl w16du wp14">
   <w:footnote w:type="separator" w:id="-1">
     <w:p>
       <w:pPr>
@@ -2796,20 +2963,20 @@
 </file>
 
 <file path=word/header1.xml><?xml version="1.0" encoding="utf-8"?>
-<w:hdr xmlns:wpc="http://schemas.microsoft.com/office/word/2010/wordprocessingCanvas" xmlns:cx="http://schemas.microsoft.com/office/drawing/2014/chartex" xmlns:cx1="http://schemas.microsoft.com/office/drawing/2015/9/8/chartex" xmlns:cx2="http://schemas.microsoft.com/office/drawing/2015/10/21/chartex" xmlns:cx3="http://schemas.microsoft.com/office/drawing/2016/5/9/chartex" xmlns:cx4="http://schemas.microsoft.com/office/drawing/2016/5/10/chartex" xmlns:cx5="http://schemas.microsoft.com/office/drawing/2016/5/11/chartex" xmlns:cx6="http://schemas.microsoft.com/office/drawing/2016/5/12/chartex" xmlns:cx7="http://schemas.microsoft.com/office/drawing/2016/5/13/chartex" xmlns:cx8="http://schemas.microsoft.com/office/drawing/2016/5/14/chartex" xmlns:mc="http://schemas.openxmlformats.org/markup-compatibility/2006" xmlns:aink="http://schemas.microsoft.com/office/drawing/2016/ink" xmlns:am3d="http://schemas.microsoft.com/office/drawing/2017/model3d" xmlns:o="urn:schemas-microsoft-com:office:office" xmlns:oel="http://schemas.microsoft.com/office/2019/extlst" xmlns:r="http://schemas.openxmlformats.org/officeDocument/2006/relationships" xmlns:m="http://schemas.openxmlformats.org/officeDocument/2006/math" xmlns:v="urn:schemas-microsoft-com:vml" xmlns:wp14="http://schemas.microsoft.com/office/word/2010/wordprocessingDrawing" xmlns:wp="http://schemas.openxmlformats.org/drawingml/2006/wordprocessingDrawing" xmlns:w10="urn:schemas-microsoft-com:office:word" xmlns:w="http://schemas.openxmlformats.org/wordprocessingml/2006/main" xmlns:w14="http://schemas.microsoft.com/office/word/2010/wordml" xmlns:w15="http://schemas.microsoft.com/office/word/2012/wordml" xmlns:w16cei="http://schemas.microsoft.com/office/word/2026/wordml/cei" xmlns:w16cex="http://schemas.microsoft.com/office/word/2018/wordml/cex" xmlns:w16cid="http://schemas.microsoft.com/office/word/2016/wordml/cid" xmlns:w16="http://schemas.microsoft.com/office/word/2018/wordml" xmlns:w16du="http://schemas.microsoft.com/office/word/2023/wordml/word16du" xmlns:w16sdtdh="http://schemas.microsoft.com/office/word/2020/wordml/sdtdatahash" xmlns:w16sdtfl="http://schemas.microsoft.com/office/word/2024/wordml/sdtformatlock" xmlns:w16se="http://schemas.microsoft.com/office/word/2015/wordml/symex" xmlns:wpg="http://schemas.microsoft.com/office/word/2010/wordprocessingGroup" xmlns:wpi="http://schemas.microsoft.com/office/word/2010/wordprocessingInk" xmlns:wne="http://schemas.microsoft.com/office/word/2006/wordml" xmlns:wps="http://schemas.microsoft.com/office/word/2010/wordprocessingShape" mc:Ignorable="w14 w15 w16se w16cid w16 w16cex w16sdtdh w16sdtfl w16du wp14">
+<w:hdr xmlns:wpc="http://schemas.microsoft.com/office/word/2010/wordprocessingCanvas" xmlns:cx="http://schemas.microsoft.com/office/drawing/2014/chartex" xmlns:cx1="http://schemas.microsoft.com/office/drawing/2015/9/8/chartex" xmlns:cx2="http://schemas.microsoft.com/office/drawing/2015/10/21/chartex" xmlns:cx3="http://schemas.microsoft.com/office/drawing/2016/5/9/chartex" xmlns:cx4="http://schemas.microsoft.com/office/drawing/2016/5/10/chartex" xmlns:cx5="http://schemas.microsoft.com/office/drawing/2016/5/11/chartex" xmlns:cx6="http://schemas.microsoft.com/office/drawing/2016/5/12/chartex" xmlns:cx7="http://schemas.microsoft.com/office/drawing/2016/5/13/chartex" xmlns:cx8="http://schemas.microsoft.com/office/drawing/2016/5/14/chartex" xmlns:mc="http://schemas.openxmlformats.org/markup-compatibility/2006" xmlns:aink="http://schemas.microsoft.com/office/drawing/2016/ink" xmlns:am3d="http://schemas.microsoft.com/office/drawing/2017/model3d" xmlns:o="urn:schemas-microsoft-com:office:office" xmlns:oel="http://schemas.microsoft.com/office/2019/extlst" xmlns:r="http://schemas.openxmlformats.org/officeDocument/2006/relationships" xmlns:m="http://schemas.openxmlformats.org/officeDocument/2006/math" xmlns:v="urn:schemas-microsoft-com:vml" xmlns:wp14="http://schemas.microsoft.com/office/word/2010/wordprocessingDrawing" xmlns:wp="http://schemas.openxmlformats.org/drawingml/2006/wordprocessingDrawing" xmlns:w10="urn:schemas-microsoft-com:office:word" xmlns:w="http://schemas.openxmlformats.org/wordprocessingml/2006/main" xmlns:w14="http://schemas.microsoft.com/office/word/2010/wordml" xmlns:w15="http://schemas.microsoft.com/office/word/2012/wordml" xmlns:w16cex="http://schemas.microsoft.com/office/word/2018/wordml/cex" xmlns:w16cid="http://schemas.microsoft.com/office/word/2016/wordml/cid" xmlns:w16="http://schemas.microsoft.com/office/word/2018/wordml" xmlns:w16du="http://schemas.microsoft.com/office/word/2023/wordml/word16du" xmlns:w16sdtdh="http://schemas.microsoft.com/office/word/2020/wordml/sdtdatahash" xmlns:w16sdtfl="http://schemas.microsoft.com/office/word/2024/wordml/sdtformatlock" xmlns:w16se="http://schemas.microsoft.com/office/word/2015/wordml/symex" xmlns:wpg="http://schemas.microsoft.com/office/word/2010/wordprocessingGroup" xmlns:wpi="http://schemas.microsoft.com/office/word/2010/wordprocessingInk" xmlns:wne="http://schemas.microsoft.com/office/word/2006/wordml" xmlns:wps="http://schemas.microsoft.com/office/word/2010/wordprocessingShape" mc:Ignorable="w14 w15 w16se w16cid w16 w16cex w16sdtdh w16sdtfl w16du wp14">
   <w:p>
     <w:pPr>
-      <w:pStyle w:val="Header"/>
+      <w:pStyle w:val="Encabezado"/>
     </w:pPr>
   </w:p>
 </w:hdr>
 </file>
 
 <file path=word/header2.xml><?xml version="1.0" encoding="utf-8"?>
-<w:hdr xmlns:wpc="http://schemas.microsoft.com/office/word/2010/wordprocessingCanvas" xmlns:cx="http://schemas.microsoft.com/office/drawing/2014/chartex" xmlns:cx1="http://schemas.microsoft.com/office/drawing/2015/9/8/chartex" xmlns:cx2="http://schemas.microsoft.com/office/drawing/2015/10/21/chartex" xmlns:cx3="http://schemas.microsoft.com/office/drawing/2016/5/9/chartex" xmlns:cx4="http://schemas.microsoft.com/office/drawing/2016/5/10/chartex" xmlns:cx5="http://schemas.microsoft.com/office/drawing/2016/5/11/chartex" xmlns:cx6="http://schemas.microsoft.com/office/drawing/2016/5/12/chartex" xmlns:cx7="http://schemas.microsoft.com/office/drawing/2016/5/13/chartex" xmlns:cx8="http://schemas.microsoft.com/office/drawing/2016/5/14/chartex" xmlns:mc="http://schemas.openxmlformats.org/markup-compatibility/2006" xmlns:aink="http://schemas.microsoft.com/office/drawing/2016/ink" xmlns:am3d="http://schemas.microsoft.com/office/drawing/2017/model3d" xmlns:o="urn:schemas-microsoft-com:office:office" xmlns:oel="http://schemas.microsoft.com/office/2019/extlst" xmlns:r="http://schemas.openxmlformats.org/officeDocument/2006/relationships" xmlns:m="http://schemas.openxmlformats.org/officeDocument/2006/math" xmlns:v="urn:schemas-microsoft-com:vml" xmlns:wp14="http://schemas.microsoft.com/office/word/2010/wordprocessingDrawing" xmlns:wp="http://schemas.openxmlformats.org/drawingml/2006/wordprocessingDrawing" xmlns:w10="urn:schemas-microsoft-com:office:word" xmlns:w="http://schemas.openxmlformats.org/wordprocessingml/2006/main" xmlns:w14="http://schemas.microsoft.com/office/word/2010/wordml" xmlns:w15="http://schemas.microsoft.com/office/word/2012/wordml" xmlns:w16cei="http://schemas.microsoft.com/office/word/2026/wordml/cei" xmlns:w16cex="http://schemas.microsoft.com/office/word/2018/wordml/cex" xmlns:w16cid="http://schemas.microsoft.com/office/word/2016/wordml/cid" xmlns:w16="http://schemas.microsoft.com/office/word/2018/wordml" xmlns:w16du="http://schemas.microsoft.com/office/word/2023/wordml/word16du" xmlns:w16sdtdh="http://schemas.microsoft.com/office/word/2020/wordml/sdtdatahash" xmlns:w16sdtfl="http://schemas.microsoft.com/office/word/2024/wordml/sdtformatlock" xmlns:w16se="http://schemas.microsoft.com/office/word/2015/wordml/symex" xmlns:wpg="http://schemas.microsoft.com/office/word/2010/wordprocessingGroup" xmlns:wpi="http://schemas.microsoft.com/office/word/2010/wordprocessingInk" xmlns:wne="http://schemas.microsoft.com/office/word/2006/wordml" xmlns:wps="http://schemas.microsoft.com/office/word/2010/wordprocessingShape" mc:Ignorable="w14 w15 w16se w16cid w16 w16cex w16sdtdh w16sdtfl w16du wp14">
+<w:hdr xmlns:wpc="http://schemas.microsoft.com/office/word/2010/wordprocessingCanvas" xmlns:cx="http://schemas.microsoft.com/office/drawing/2014/chartex" xmlns:cx1="http://schemas.microsoft.com/office/drawing/2015/9/8/chartex" xmlns:cx2="http://schemas.microsoft.com/office/drawing/2015/10/21/chartex" xmlns:cx3="http://schemas.microsoft.com/office/drawing/2016/5/9/chartex" xmlns:cx4="http://schemas.microsoft.com/office/drawing/2016/5/10/chartex" xmlns:cx5="http://schemas.microsoft.com/office/drawing/2016/5/11/chartex" xmlns:cx6="http://schemas.microsoft.com/office/drawing/2016/5/12/chartex" xmlns:cx7="http://schemas.microsoft.com/office/drawing/2016/5/13/chartex" xmlns:cx8="http://schemas.microsoft.com/office/drawing/2016/5/14/chartex" xmlns:mc="http://schemas.openxmlformats.org/markup-compatibility/2006" xmlns:aink="http://schemas.microsoft.com/office/drawing/2016/ink" xmlns:am3d="http://schemas.microsoft.com/office/drawing/2017/model3d" xmlns:o="urn:schemas-microsoft-com:office:office" xmlns:oel="http://schemas.microsoft.com/office/2019/extlst" xmlns:r="http://schemas.openxmlformats.org/officeDocument/2006/relationships" xmlns:m="http://schemas.openxmlformats.org/officeDocument/2006/math" xmlns:v="urn:schemas-microsoft-com:vml" xmlns:wp14="http://schemas.microsoft.com/office/word/2010/wordprocessingDrawing" xmlns:wp="http://schemas.openxmlformats.org/drawingml/2006/wordprocessingDrawing" xmlns:w10="urn:schemas-microsoft-com:office:word" xmlns:w="http://schemas.openxmlformats.org/wordprocessingml/2006/main" xmlns:w14="http://schemas.microsoft.com/office/word/2010/wordml" xmlns:w15="http://schemas.microsoft.com/office/word/2012/wordml" xmlns:w16cex="http://schemas.microsoft.com/office/word/2018/wordml/cex" xmlns:w16cid="http://schemas.microsoft.com/office/word/2016/wordml/cid" xmlns:w16="http://schemas.microsoft.com/office/word/2018/wordml" xmlns:w16du="http://schemas.microsoft.com/office/word/2023/wordml/word16du" xmlns:w16sdtdh="http://schemas.microsoft.com/office/word/2020/wordml/sdtdatahash" xmlns:w16sdtfl="http://schemas.microsoft.com/office/word/2024/wordml/sdtformatlock" xmlns:w16se="http://schemas.microsoft.com/office/word/2015/wordml/symex" xmlns:wpg="http://schemas.microsoft.com/office/word/2010/wordprocessingGroup" xmlns:wpi="http://schemas.microsoft.com/office/word/2010/wordprocessingInk" xmlns:wne="http://schemas.microsoft.com/office/word/2006/wordml" xmlns:wps="http://schemas.microsoft.com/office/word/2010/wordprocessingShape" mc:Ignorable="w14 w15 w16se w16cid w16 w16cex w16sdtdh w16sdtfl w16du wp14">
   <w:tbl>
     <w:tblPr>
-      <w:tblStyle w:val="TableGrid"/>
+      <w:tblStyle w:val="Tablaconcuadrcula"/>
       <w:tblW w:w="0" w:type="auto"/>
       <w:tblLook w:val="04A0" w:firstRow="1" w:lastRow="0" w:firstColumn="1" w:lastColumn="0" w:noHBand="0" w:noVBand="1"/>
     </w:tblPr>
@@ -2832,9 +2999,10 @@
           </w:tcBorders>
         </w:tcPr>
         <w:p>
-          <w:r/>
           <w:r>
             <w:t>Autoevaluación de Competencias</w:t>
+          </w:r>
+          <w:r>
             <w:br/>
             <w:t>Fase 1</w:t>
           </w:r>
@@ -2917,17 +3085,17 @@
   </w:tbl>
   <w:p>
     <w:pPr>
-      <w:pStyle w:val="Header"/>
+      <w:pStyle w:val="Encabezado"/>
     </w:pPr>
   </w:p>
 </w:hdr>
 </file>
 
 <file path=word/header3.xml><?xml version="1.0" encoding="utf-8"?>
-<w:hdr xmlns:wpc="http://schemas.microsoft.com/office/word/2010/wordprocessingCanvas" xmlns:cx="http://schemas.microsoft.com/office/drawing/2014/chartex" xmlns:cx1="http://schemas.microsoft.com/office/drawing/2015/9/8/chartex" xmlns:cx2="http://schemas.microsoft.com/office/drawing/2015/10/21/chartex" xmlns:cx3="http://schemas.microsoft.com/office/drawing/2016/5/9/chartex" xmlns:cx4="http://schemas.microsoft.com/office/drawing/2016/5/10/chartex" xmlns:cx5="http://schemas.microsoft.com/office/drawing/2016/5/11/chartex" xmlns:cx6="http://schemas.microsoft.com/office/drawing/2016/5/12/chartex" xmlns:cx7="http://schemas.microsoft.com/office/drawing/2016/5/13/chartex" xmlns:cx8="http://schemas.microsoft.com/office/drawing/2016/5/14/chartex" xmlns:mc="http://schemas.openxmlformats.org/markup-compatibility/2006" xmlns:aink="http://schemas.microsoft.com/office/drawing/2016/ink" xmlns:am3d="http://schemas.microsoft.com/office/drawing/2017/model3d" xmlns:o="urn:schemas-microsoft-com:office:office" xmlns:oel="http://schemas.microsoft.com/office/2019/extlst" xmlns:r="http://schemas.openxmlformats.org/officeDocument/2006/relationships" xmlns:m="http://schemas.openxmlformats.org/officeDocument/2006/math" xmlns:v="urn:schemas-microsoft-com:vml" xmlns:wp14="http://schemas.microsoft.com/office/word/2010/wordprocessingDrawing" xmlns:wp="http://schemas.openxmlformats.org/drawingml/2006/wordprocessingDrawing" xmlns:w10="urn:schemas-microsoft-com:office:word" xmlns:w="http://schemas.openxmlformats.org/wordprocessingml/2006/main" xmlns:w14="http://schemas.microsoft.com/office/word/2010/wordml" xmlns:w15="http://schemas.microsoft.com/office/word/2012/wordml" xmlns:w16cei="http://schemas.microsoft.com/office/word/2026/wordml/cei" xmlns:w16cex="http://schemas.microsoft.com/office/word/2018/wordml/cex" xmlns:w16cid="http://schemas.microsoft.com/office/word/2016/wordml/cid" xmlns:w16="http://schemas.microsoft.com/office/word/2018/wordml" xmlns:w16du="http://schemas.microsoft.com/office/word/2023/wordml/word16du" xmlns:w16sdtdh="http://schemas.microsoft.com/office/word/2020/wordml/sdtdatahash" xmlns:w16sdtfl="http://schemas.microsoft.com/office/word/2024/wordml/sdtformatlock" xmlns:w16se="http://schemas.microsoft.com/office/word/2015/wordml/symex" xmlns:wpg="http://schemas.microsoft.com/office/word/2010/wordprocessingGroup" xmlns:wpi="http://schemas.microsoft.com/office/word/2010/wordprocessingInk" xmlns:wne="http://schemas.microsoft.com/office/word/2006/wordml" xmlns:wps="http://schemas.microsoft.com/office/word/2010/wordprocessingShape" mc:Ignorable="w14 w15 w16se w16cid w16 w16cex w16sdtdh w16sdtfl w16du wp14">
+<w:hdr xmlns:wpc="http://schemas.microsoft.com/office/word/2010/wordprocessingCanvas" xmlns:cx="http://schemas.microsoft.com/office/drawing/2014/chartex" xmlns:cx1="http://schemas.microsoft.com/office/drawing/2015/9/8/chartex" xmlns:cx2="http://schemas.microsoft.com/office/drawing/2015/10/21/chartex" xmlns:cx3="http://schemas.microsoft.com/office/drawing/2016/5/9/chartex" xmlns:cx4="http://schemas.microsoft.com/office/drawing/2016/5/10/chartex" xmlns:cx5="http://schemas.microsoft.com/office/drawing/2016/5/11/chartex" xmlns:cx6="http://schemas.microsoft.com/office/drawing/2016/5/12/chartex" xmlns:cx7="http://schemas.microsoft.com/office/drawing/2016/5/13/chartex" xmlns:cx8="http://schemas.microsoft.com/office/drawing/2016/5/14/chartex" xmlns:mc="http://schemas.openxmlformats.org/markup-compatibility/2006" xmlns:aink="http://schemas.microsoft.com/office/drawing/2016/ink" xmlns:am3d="http://schemas.microsoft.com/office/drawing/2017/model3d" xmlns:o="urn:schemas-microsoft-com:office:office" xmlns:oel="http://schemas.microsoft.com/office/2019/extlst" xmlns:r="http://schemas.openxmlformats.org/officeDocument/2006/relationships" xmlns:m="http://schemas.openxmlformats.org/officeDocument/2006/math" xmlns:v="urn:schemas-microsoft-com:vml" xmlns:wp14="http://schemas.microsoft.com/office/word/2010/wordprocessingDrawing" xmlns:wp="http://schemas.openxmlformats.org/drawingml/2006/wordprocessingDrawing" xmlns:w10="urn:schemas-microsoft-com:office:word" xmlns:w="http://schemas.openxmlformats.org/wordprocessingml/2006/main" xmlns:w14="http://schemas.microsoft.com/office/word/2010/wordml" xmlns:w15="http://schemas.microsoft.com/office/word/2012/wordml" xmlns:w16cex="http://schemas.microsoft.com/office/word/2018/wordml/cex" xmlns:w16cid="http://schemas.microsoft.com/office/word/2016/wordml/cid" xmlns:w16="http://schemas.microsoft.com/office/word/2018/wordml" xmlns:w16du="http://schemas.microsoft.com/office/word/2023/wordml/word16du" xmlns:w16sdtdh="http://schemas.microsoft.com/office/word/2020/wordml/sdtdatahash" xmlns:w16sdtfl="http://schemas.microsoft.com/office/word/2024/wordml/sdtformatlock" xmlns:w16se="http://schemas.microsoft.com/office/word/2015/wordml/symex" xmlns:wpg="http://schemas.microsoft.com/office/word/2010/wordprocessingGroup" xmlns:wpi="http://schemas.microsoft.com/office/word/2010/wordprocessingInk" xmlns:wne="http://schemas.microsoft.com/office/word/2006/wordml" xmlns:wps="http://schemas.microsoft.com/office/word/2010/wordprocessingShape" mc:Ignorable="w14 w15 w16se w16cid w16 w16cex w16sdtdh w16sdtfl w16du wp14">
   <w:tbl>
     <w:tblPr>
-      <w:tblStyle w:val="TableGrid"/>
+      <w:tblStyle w:val="Tablaconcuadrcula"/>
       <w:tblW w:w="0" w:type="auto"/>
       <w:tblLook w:val="04A0" w:firstRow="1" w:lastRow="0" w:firstColumn="1" w:lastColumn="0" w:noHBand="0" w:noVBand="1"/>
     </w:tblPr>
@@ -3041,7 +3209,6 @@
               <w:lang w:val="es-ES" w:eastAsia="es-ES"/>
             </w:rPr>
           </w:pPr>
-          <w:r/>
         </w:p>
         <w:p>
           <w:pPr>
@@ -3173,7 +3340,7 @@
   </w:tbl>
   <w:p>
     <w:pPr>
-      <w:pStyle w:val="Header"/>
+      <w:pStyle w:val="Encabezado"/>
       <w:jc w:val="right"/>
     </w:pPr>
   </w:p>
@@ -3181,7 +3348,7 @@
 </file>
 
 <file path=word/numbering.xml><?xml version="1.0" encoding="utf-8"?>
-<w:numbering xmlns:wpc="http://schemas.microsoft.com/office/word/2010/wordprocessingCanvas" xmlns:cx="http://schemas.microsoft.com/office/drawing/2014/chartex" xmlns:cx1="http://schemas.microsoft.com/office/drawing/2015/9/8/chartex" xmlns:cx2="http://schemas.microsoft.com/office/drawing/2015/10/21/chartex" xmlns:cx3="http://schemas.microsoft.com/office/drawing/2016/5/9/chartex" xmlns:cx4="http://schemas.microsoft.com/office/drawing/2016/5/10/chartex" xmlns:cx5="http://schemas.microsoft.com/office/drawing/2016/5/11/chartex" xmlns:cx6="http://schemas.microsoft.com/office/drawing/2016/5/12/chartex" xmlns:cx7="http://schemas.microsoft.com/office/drawing/2016/5/13/chartex" xmlns:cx8="http://schemas.microsoft.com/office/drawing/2016/5/14/chartex" xmlns:mc="http://schemas.openxmlformats.org/markup-compatibility/2006" xmlns:aink="http://schemas.microsoft.com/office/drawing/2016/ink" xmlns:am3d="http://schemas.microsoft.com/office/drawing/2017/model3d" xmlns:o="urn:schemas-microsoft-com:office:office" xmlns:oel="http://schemas.microsoft.com/office/2019/extlst" xmlns:r="http://schemas.openxmlformats.org/officeDocument/2006/relationships" xmlns:m="http://schemas.openxmlformats.org/officeDocument/2006/math" xmlns:v="urn:schemas-microsoft-com:vml" xmlns:wp14="http://schemas.microsoft.com/office/word/2010/wordprocessingDrawing" xmlns:wp="http://schemas.openxmlformats.org/drawingml/2006/wordprocessingDrawing" xmlns:w10="urn:schemas-microsoft-com:office:word" xmlns:w="http://schemas.openxmlformats.org/wordprocessingml/2006/main" xmlns:w14="http://schemas.microsoft.com/office/word/2010/wordml" xmlns:w15="http://schemas.microsoft.com/office/word/2012/wordml" xmlns:w16cei="http://schemas.microsoft.com/office/word/2026/wordml/cei" xmlns:w16cex="http://schemas.microsoft.com/office/word/2018/wordml/cex" xmlns:w16cid="http://schemas.microsoft.com/office/word/2016/wordml/cid" xmlns:w16="http://schemas.microsoft.com/office/word/2018/wordml" xmlns:w16du="http://schemas.microsoft.com/office/word/2023/wordml/word16du" xmlns:w16sdtdh="http://schemas.microsoft.com/office/word/2020/wordml/sdtdatahash" xmlns:w16sdtfl="http://schemas.microsoft.com/office/word/2024/wordml/sdtformatlock" xmlns:w16se="http://schemas.microsoft.com/office/word/2015/wordml/symex" xmlns:wpg="http://schemas.microsoft.com/office/word/2010/wordprocessingGroup" xmlns:wpi="http://schemas.microsoft.com/office/word/2010/wordprocessingInk" xmlns:wne="http://schemas.microsoft.com/office/word/2006/wordml" xmlns:wps="http://schemas.microsoft.com/office/word/2010/wordprocessingShape" mc:Ignorable="w14 w15 w16se w16cid w16 w16cex w16sdtdh w16sdtfl w16du wp14">
+<w:numbering xmlns:wpc="http://schemas.microsoft.com/office/word/2010/wordprocessingCanvas" xmlns:cx="http://schemas.microsoft.com/office/drawing/2014/chartex" xmlns:cx1="http://schemas.microsoft.com/office/drawing/2015/9/8/chartex" xmlns:cx2="http://schemas.microsoft.com/office/drawing/2015/10/21/chartex" xmlns:cx3="http://schemas.microsoft.com/office/drawing/2016/5/9/chartex" xmlns:cx4="http://schemas.microsoft.com/office/drawing/2016/5/10/chartex" xmlns:cx5="http://schemas.microsoft.com/office/drawing/2016/5/11/chartex" xmlns:cx6="http://schemas.microsoft.com/office/drawing/2016/5/12/chartex" xmlns:cx7="http://schemas.microsoft.com/office/drawing/2016/5/13/chartex" xmlns:cx8="http://schemas.microsoft.com/office/drawing/2016/5/14/chartex" xmlns:mc="http://schemas.openxmlformats.org/markup-compatibility/2006" xmlns:aink="http://schemas.microsoft.com/office/drawing/2016/ink" xmlns:am3d="http://schemas.microsoft.com/office/drawing/2017/model3d" xmlns:o="urn:schemas-microsoft-com:office:office" xmlns:oel="http://schemas.microsoft.com/office/2019/extlst" xmlns:r="http://schemas.openxmlformats.org/officeDocument/2006/relationships" xmlns:m="http://schemas.openxmlformats.org/officeDocument/2006/math" xmlns:v="urn:schemas-microsoft-com:vml" xmlns:wp14="http://schemas.microsoft.com/office/word/2010/wordprocessingDrawing" xmlns:wp="http://schemas.openxmlformats.org/drawingml/2006/wordprocessingDrawing" xmlns:w10="urn:schemas-microsoft-com:office:word" xmlns:w="http://schemas.openxmlformats.org/wordprocessingml/2006/main" xmlns:w14="http://schemas.microsoft.com/office/word/2010/wordml" xmlns:w15="http://schemas.microsoft.com/office/word/2012/wordml" xmlns:w16cex="http://schemas.microsoft.com/office/word/2018/wordml/cex" xmlns:w16cid="http://schemas.microsoft.com/office/word/2016/wordml/cid" xmlns:w16="http://schemas.microsoft.com/office/word/2018/wordml" xmlns:w16du="http://schemas.microsoft.com/office/word/2023/wordml/word16du" xmlns:w16sdtdh="http://schemas.microsoft.com/office/word/2020/wordml/sdtdatahash" xmlns:w16sdtfl="http://schemas.microsoft.com/office/word/2024/wordml/sdtformatlock" xmlns:w16se="http://schemas.microsoft.com/office/word/2015/wordml/symex" xmlns:wpg="http://schemas.microsoft.com/office/word/2010/wordprocessingGroup" xmlns:wpi="http://schemas.microsoft.com/office/word/2010/wordprocessingInk" xmlns:wne="http://schemas.microsoft.com/office/word/2006/wordml" xmlns:wps="http://schemas.microsoft.com/office/word/2010/wordprocessingShape" mc:Ignorable="w14 w15 w16se w16cid w16 w16cex w16sdtdh w16sdtfl w16du wp14">
   <w:abstractNum w:abstractNumId="0" w15:restartNumberingAfterBreak="0">
     <w:nsid w:val="049156A1"/>
     <w:multiLevelType w:val="hybridMultilevel"/>
@@ -8393,11 +8560,11 @@
     <w:name w:val="Normal"/>
     <w:qFormat/>
   </w:style>
-  <w:style w:type="paragraph" w:styleId="Heading1">
+  <w:style w:type="paragraph" w:styleId="Ttulo1">
     <w:name w:val="heading 1"/>
     <w:basedOn w:val="Normal"/>
     <w:next w:val="Normal"/>
-    <w:link w:val="Heading1Char"/>
+    <w:link w:val="Ttulo1Car"/>
     <w:uiPriority w:val="9"/>
     <w:qFormat/>
     <w:rsid w:val="00FE4ABA"/>
@@ -8414,11 +8581,11 @@
       <w:szCs w:val="32"/>
     </w:rPr>
   </w:style>
-  <w:style w:type="paragraph" w:styleId="Heading2">
+  <w:style w:type="paragraph" w:styleId="Ttulo2">
     <w:name w:val="heading 2"/>
     <w:basedOn w:val="Normal"/>
     <w:next w:val="Normal"/>
-    <w:link w:val="Heading2Char"/>
+    <w:link w:val="Ttulo2Car"/>
     <w:uiPriority w:val="9"/>
     <w:unhideWhenUsed/>
     <w:qFormat/>
@@ -8436,11 +8603,11 @@
       <w:szCs w:val="26"/>
     </w:rPr>
   </w:style>
-  <w:style w:type="paragraph" w:styleId="Heading3">
+  <w:style w:type="paragraph" w:styleId="Ttulo3">
     <w:name w:val="heading 3"/>
     <w:basedOn w:val="Normal"/>
     <w:next w:val="Normal"/>
-    <w:link w:val="Heading3Char"/>
+    <w:link w:val="Ttulo3Car"/>
     <w:uiPriority w:val="9"/>
     <w:unhideWhenUsed/>
     <w:qFormat/>
@@ -8458,12 +8625,13 @@
       <w:szCs w:val="24"/>
     </w:rPr>
   </w:style>
-  <w:style w:type="character" w:default="1" w:styleId="DefaultParagraphFont">
+  <w:style w:type="character" w:default="1" w:styleId="Fuentedeprrafopredeter">
     <w:name w:val="Default Paragraph Font"/>
     <w:uiPriority w:val="1"/>
+    <w:semiHidden/>
     <w:unhideWhenUsed/>
   </w:style>
-  <w:style w:type="table" w:default="1" w:styleId="TableNormal">
+  <w:style w:type="table" w:default="1" w:styleId="Tablanormal">
     <w:name w:val="Normal Table"/>
     <w:uiPriority w:val="99"/>
     <w:semiHidden/>
@@ -8478,15 +8646,15 @@
       </w:tblCellMar>
     </w:tblPr>
   </w:style>
-  <w:style w:type="numbering" w:default="1" w:styleId="NoList">
+  <w:style w:type="numbering" w:default="1" w:styleId="Sinlista">
     <w:name w:val="No List"/>
     <w:uiPriority w:val="99"/>
     <w:semiHidden/>
     <w:unhideWhenUsed/>
   </w:style>
-  <w:style w:type="paragraph" w:styleId="NoSpacing">
+  <w:style w:type="paragraph" w:styleId="Sinespaciado">
     <w:name w:val="No Spacing"/>
-    <w:link w:val="NoSpacingChar"/>
+    <w:link w:val="SinespaciadoCar"/>
     <w:uiPriority w:val="1"/>
     <w:qFormat/>
     <w:rsid w:val="00E73CFF"/>
@@ -8498,10 +8666,10 @@
       <w:lang w:eastAsia="es-CL"/>
     </w:rPr>
   </w:style>
-  <w:style w:type="character" w:customStyle="1" w:styleId="NoSpacingChar">
-    <w:name w:val="No Spacing Char"/>
-    <w:basedOn w:val="DefaultParagraphFont"/>
-    <w:link w:val="NoSpacing"/>
+  <w:style w:type="character" w:customStyle="1" w:styleId="SinespaciadoCar">
+    <w:name w:val="Sin espaciado Car"/>
+    <w:basedOn w:val="Fuentedeprrafopredeter"/>
+    <w:link w:val="Sinespaciado"/>
     <w:uiPriority w:val="1"/>
     <w:rsid w:val="00E73CFF"/>
     <w:rPr>
@@ -8509,11 +8677,11 @@
       <w:lang w:eastAsia="es-CL"/>
     </w:rPr>
   </w:style>
-  <w:style w:type="paragraph" w:styleId="Title">
+  <w:style w:type="paragraph" w:styleId="Ttulo">
     <w:name w:val="Title"/>
     <w:basedOn w:val="Normal"/>
     <w:next w:val="Normal"/>
-    <w:link w:val="TitleChar"/>
+    <w:link w:val="TtuloCar"/>
     <w:uiPriority w:val="10"/>
     <w:qFormat/>
     <w:rsid w:val="00E73CFF"/>
@@ -8529,10 +8697,10 @@
       <w:szCs w:val="56"/>
     </w:rPr>
   </w:style>
-  <w:style w:type="character" w:customStyle="1" w:styleId="TitleChar">
-    <w:name w:val="Title Char"/>
-    <w:basedOn w:val="DefaultParagraphFont"/>
-    <w:link w:val="Title"/>
+  <w:style w:type="character" w:customStyle="1" w:styleId="TtuloCar">
+    <w:name w:val="Título Car"/>
+    <w:basedOn w:val="Fuentedeprrafopredeter"/>
+    <w:link w:val="Ttulo"/>
     <w:uiPriority w:val="10"/>
     <w:rsid w:val="00E73CFF"/>
     <w:rPr>
@@ -8543,9 +8711,9 @@
       <w:szCs w:val="56"/>
     </w:rPr>
   </w:style>
-  <w:style w:type="table" w:styleId="TableGrid">
+  <w:style w:type="table" w:styleId="Tablaconcuadrcula">
     <w:name w:val="Table Grid"/>
-    <w:basedOn w:val="TableNormal"/>
+    <w:basedOn w:val="Tablanormal"/>
     <w:uiPriority w:val="39"/>
     <w:rsid w:val="00E73CFF"/>
     <w:pPr>
@@ -8562,10 +8730,10 @@
       </w:tblBorders>
     </w:tblPr>
   </w:style>
-  <w:style w:type="paragraph" w:styleId="Header">
+  <w:style w:type="paragraph" w:styleId="Encabezado">
     <w:name w:val="header"/>
     <w:basedOn w:val="Normal"/>
-    <w:link w:val="HeaderChar"/>
+    <w:link w:val="EncabezadoCar"/>
     <w:unhideWhenUsed/>
     <w:rsid w:val="00DF38AE"/>
     <w:pPr>
@@ -8576,16 +8744,16 @@
       <w:spacing w:after="0" w:line="240" w:lineRule="auto"/>
     </w:pPr>
   </w:style>
-  <w:style w:type="character" w:customStyle="1" w:styleId="HeaderChar">
-    <w:name w:val="Header Char"/>
-    <w:basedOn w:val="DefaultParagraphFont"/>
-    <w:link w:val="Header"/>
+  <w:style w:type="character" w:customStyle="1" w:styleId="EncabezadoCar">
+    <w:name w:val="Encabezado Car"/>
+    <w:basedOn w:val="Fuentedeprrafopredeter"/>
+    <w:link w:val="Encabezado"/>
     <w:rsid w:val="00DF38AE"/>
   </w:style>
-  <w:style w:type="paragraph" w:styleId="Footer">
+  <w:style w:type="paragraph" w:styleId="Piedepgina">
     <w:name w:val="footer"/>
     <w:basedOn w:val="Normal"/>
-    <w:link w:val="FooterChar"/>
+    <w:link w:val="PiedepginaCar"/>
     <w:uiPriority w:val="99"/>
     <w:unhideWhenUsed/>
     <w:rsid w:val="00DF38AE"/>
@@ -8597,16 +8765,16 @@
       <w:spacing w:after="0" w:line="240" w:lineRule="auto"/>
     </w:pPr>
   </w:style>
-  <w:style w:type="character" w:customStyle="1" w:styleId="FooterChar">
-    <w:name w:val="Footer Char"/>
-    <w:basedOn w:val="DefaultParagraphFont"/>
-    <w:link w:val="Footer"/>
+  <w:style w:type="character" w:customStyle="1" w:styleId="PiedepginaCar">
+    <w:name w:val="Pie de página Car"/>
+    <w:basedOn w:val="Fuentedeprrafopredeter"/>
+    <w:link w:val="Piedepgina"/>
     <w:uiPriority w:val="99"/>
     <w:rsid w:val="00DF38AE"/>
   </w:style>
   <w:style w:type="table" w:customStyle="1" w:styleId="Tablanormal11">
     <w:name w:val="Tabla normal 11"/>
-    <w:basedOn w:val="TableNormal"/>
+    <w:basedOn w:val="Tablanormal"/>
     <w:uiPriority w:val="41"/>
     <w:rsid w:val="00F347FC"/>
     <w:pPr>
@@ -8667,10 +8835,10 @@
       </w:tcPr>
     </w:tblStylePr>
   </w:style>
-  <w:style w:type="paragraph" w:styleId="ListParagraph">
+  <w:style w:type="paragraph" w:styleId="Prrafodelista">
     <w:name w:val="List Paragraph"/>
     <w:basedOn w:val="Normal"/>
-    <w:link w:val="ListParagraphChar"/>
+    <w:link w:val="PrrafodelistaCar"/>
     <w:uiPriority w:val="34"/>
     <w:qFormat/>
     <w:rsid w:val="00A4202C"/>
@@ -8679,10 +8847,10 @@
       <w:contextualSpacing/>
     </w:pPr>
   </w:style>
-  <w:style w:type="paragraph" w:styleId="BalloonText">
+  <w:style w:type="paragraph" w:styleId="Textodeglobo">
     <w:name w:val="Balloon Text"/>
     <w:basedOn w:val="Normal"/>
-    <w:link w:val="BalloonTextChar"/>
+    <w:link w:val="TextodegloboCar"/>
     <w:uiPriority w:val="99"/>
     <w:semiHidden/>
     <w:unhideWhenUsed/>
@@ -8696,10 +8864,10 @@
       <w:szCs w:val="18"/>
     </w:rPr>
   </w:style>
-  <w:style w:type="character" w:customStyle="1" w:styleId="BalloonTextChar">
-    <w:name w:val="Balloon Text Char"/>
-    <w:basedOn w:val="DefaultParagraphFont"/>
-    <w:link w:val="BalloonText"/>
+  <w:style w:type="character" w:customStyle="1" w:styleId="TextodegloboCar">
+    <w:name w:val="Texto de globo Car"/>
+    <w:basedOn w:val="Fuentedeprrafopredeter"/>
+    <w:link w:val="Textodeglobo"/>
     <w:uiPriority w:val="99"/>
     <w:semiHidden/>
     <w:rsid w:val="00EF2286"/>
@@ -8709,10 +8877,10 @@
       <w:szCs w:val="18"/>
     </w:rPr>
   </w:style>
-  <w:style w:type="character" w:customStyle="1" w:styleId="Heading1Char">
-    <w:name w:val="Heading 1 Char"/>
-    <w:basedOn w:val="DefaultParagraphFont"/>
-    <w:link w:val="Heading1"/>
+  <w:style w:type="character" w:customStyle="1" w:styleId="Ttulo1Car">
+    <w:name w:val="Título 1 Car"/>
+    <w:basedOn w:val="Fuentedeprrafopredeter"/>
+    <w:link w:val="Ttulo1"/>
     <w:uiPriority w:val="9"/>
     <w:rsid w:val="00FE4ABA"/>
     <w:rPr>
@@ -8722,10 +8890,10 @@
       <w:szCs w:val="32"/>
     </w:rPr>
   </w:style>
-  <w:style w:type="character" w:customStyle="1" w:styleId="Heading2Char">
-    <w:name w:val="Heading 2 Char"/>
-    <w:basedOn w:val="DefaultParagraphFont"/>
-    <w:link w:val="Heading2"/>
+  <w:style w:type="character" w:customStyle="1" w:styleId="Ttulo2Car">
+    <w:name w:val="Título 2 Car"/>
+    <w:basedOn w:val="Fuentedeprrafopredeter"/>
+    <w:link w:val="Ttulo2"/>
     <w:uiPriority w:val="9"/>
     <w:rsid w:val="00FE4ABA"/>
     <w:rPr>
@@ -8735,10 +8903,10 @@
       <w:szCs w:val="26"/>
     </w:rPr>
   </w:style>
-  <w:style w:type="character" w:customStyle="1" w:styleId="Heading3Char">
-    <w:name w:val="Heading 3 Char"/>
-    <w:basedOn w:val="DefaultParagraphFont"/>
-    <w:link w:val="Heading3"/>
+  <w:style w:type="character" w:customStyle="1" w:styleId="Ttulo3Car">
+    <w:name w:val="Título 3 Car"/>
+    <w:basedOn w:val="Fuentedeprrafopredeter"/>
+    <w:link w:val="Ttulo3"/>
     <w:uiPriority w:val="9"/>
     <w:rsid w:val="00FE4ABA"/>
     <w:rPr>
@@ -8764,9 +8932,9 @@
       <w:lang w:eastAsia="es-CL"/>
     </w:rPr>
   </w:style>
-  <w:style w:type="character" w:styleId="CommentReference">
+  <w:style w:type="character" w:styleId="Refdecomentario">
     <w:name w:val="annotation reference"/>
-    <w:basedOn w:val="DefaultParagraphFont"/>
+    <w:basedOn w:val="Fuentedeprrafopredeter"/>
     <w:uiPriority w:val="99"/>
     <w:semiHidden/>
     <w:unhideWhenUsed/>
@@ -8776,10 +8944,10 @@
       <w:szCs w:val="16"/>
     </w:rPr>
   </w:style>
-  <w:style w:type="paragraph" w:styleId="CommentText">
+  <w:style w:type="paragraph" w:styleId="Textocomentario">
     <w:name w:val="annotation text"/>
     <w:basedOn w:val="Normal"/>
-    <w:link w:val="CommentTextChar"/>
+    <w:link w:val="TextocomentarioCar"/>
     <w:uiPriority w:val="99"/>
     <w:unhideWhenUsed/>
     <w:rsid w:val="00284FFB"/>
@@ -8791,10 +8959,10 @@
       <w:szCs w:val="20"/>
     </w:rPr>
   </w:style>
-  <w:style w:type="character" w:customStyle="1" w:styleId="CommentTextChar">
-    <w:name w:val="Comment Text Char"/>
-    <w:basedOn w:val="DefaultParagraphFont"/>
-    <w:link w:val="CommentText"/>
+  <w:style w:type="character" w:customStyle="1" w:styleId="TextocomentarioCar">
+    <w:name w:val="Texto comentario Car"/>
+    <w:basedOn w:val="Fuentedeprrafopredeter"/>
+    <w:link w:val="Textocomentario"/>
     <w:uiPriority w:val="99"/>
     <w:rsid w:val="00284FFB"/>
     <w:rPr>
@@ -8802,11 +8970,11 @@
       <w:szCs w:val="20"/>
     </w:rPr>
   </w:style>
-  <w:style w:type="paragraph" w:styleId="CommentSubject">
+  <w:style w:type="paragraph" w:styleId="Asuntodelcomentario">
     <w:name w:val="annotation subject"/>
-    <w:basedOn w:val="CommentText"/>
-    <w:next w:val="CommentText"/>
-    <w:link w:val="CommentSubjectChar"/>
+    <w:basedOn w:val="Textocomentario"/>
+    <w:next w:val="Textocomentario"/>
+    <w:link w:val="AsuntodelcomentarioCar"/>
     <w:uiPriority w:val="99"/>
     <w:semiHidden/>
     <w:unhideWhenUsed/>
@@ -8816,10 +8984,10 @@
       <w:bCs/>
     </w:rPr>
   </w:style>
-  <w:style w:type="character" w:customStyle="1" w:styleId="CommentSubjectChar">
-    <w:name w:val="Comment Subject Char"/>
-    <w:basedOn w:val="CommentTextChar"/>
-    <w:link w:val="CommentSubject"/>
+  <w:style w:type="character" w:customStyle="1" w:styleId="AsuntodelcomentarioCar">
+    <w:name w:val="Asunto del comentario Car"/>
+    <w:basedOn w:val="TextocomentarioCar"/>
+    <w:link w:val="Asuntodelcomentario"/>
     <w:uiPriority w:val="99"/>
     <w:semiHidden/>
     <w:rsid w:val="00284FFB"/>
@@ -8832,7 +9000,7 @@
   </w:style>
   <w:style w:type="table" w:customStyle="1" w:styleId="Tablaconcuadrcula1clara-nfasis11">
     <w:name w:val="Tabla con cuadrícula 1 clara - Énfasis 11"/>
-    <w:basedOn w:val="TableNormal"/>
+    <w:basedOn w:val="Tablanormal"/>
     <w:uiPriority w:val="46"/>
     <w:rsid w:val="00D267C8"/>
     <w:pPr>
@@ -8887,9 +9055,9 @@
       </w:rPr>
     </w:tblStylePr>
   </w:style>
-  <w:style w:type="character" w:styleId="Hyperlink">
+  <w:style w:type="character" w:styleId="Hipervnculo">
     <w:name w:val="Hyperlink"/>
-    <w:basedOn w:val="DefaultParagraphFont"/>
+    <w:basedOn w:val="Fuentedeprrafopredeter"/>
     <w:uiPriority w:val="99"/>
     <w:unhideWhenUsed/>
     <w:rsid w:val="004E40C0"/>
@@ -8900,7 +9068,7 @@
   </w:style>
   <w:style w:type="character" w:customStyle="1" w:styleId="Mencinsinresolver1">
     <w:name w:val="Mención sin resolver1"/>
-    <w:basedOn w:val="DefaultParagraphFont"/>
+    <w:basedOn w:val="Fuentedeprrafopredeter"/>
     <w:uiPriority w:val="99"/>
     <w:semiHidden/>
     <w:unhideWhenUsed/>
@@ -8910,11 +9078,11 @@
       <w:shd w:val="clear" w:color="auto" w:fill="E1DFDD"/>
     </w:rPr>
   </w:style>
-  <w:style w:type="paragraph" w:styleId="Subtitle">
+  <w:style w:type="paragraph" w:styleId="Subttulo">
     <w:name w:val="Subtitle"/>
     <w:basedOn w:val="Normal"/>
     <w:next w:val="Normal"/>
-    <w:link w:val="SubtitleChar"/>
+    <w:link w:val="SubttuloCar"/>
     <w:uiPriority w:val="19"/>
     <w:unhideWhenUsed/>
     <w:qFormat/>
@@ -8936,10 +9104,10 @@
       <w:lang w:val="en-US" w:eastAsia="ja-JP"/>
     </w:rPr>
   </w:style>
-  <w:style w:type="character" w:customStyle="1" w:styleId="SubtitleChar">
-    <w:name w:val="Subtitle Char"/>
-    <w:basedOn w:val="DefaultParagraphFont"/>
-    <w:link w:val="Subtitle"/>
+  <w:style w:type="character" w:customStyle="1" w:styleId="SubttuloCar">
+    <w:name w:val="Subtítulo Car"/>
+    <w:basedOn w:val="Fuentedeprrafopredeter"/>
+    <w:link w:val="Subttulo"/>
     <w:uiPriority w:val="19"/>
     <w:rsid w:val="00446FDE"/>
     <w:rPr>
@@ -8954,7 +9122,7 @@
   </w:style>
   <w:style w:type="table" w:customStyle="1" w:styleId="Tablafinanciera">
     <w:name w:val="Tabla financiera"/>
-    <w:basedOn w:val="TableNormal"/>
+    <w:basedOn w:val="Tablanormal"/>
     <w:uiPriority w:val="99"/>
     <w:rsid w:val="008C1EBE"/>
     <w:pPr>
@@ -9008,9 +9176,9 @@
       </w:rPr>
     </w:tblStylePr>
   </w:style>
-  <w:style w:type="table" w:styleId="PlainTable5">
+  <w:style w:type="table" w:styleId="Tablanormal5">
     <w:name w:val="Plain Table 5"/>
-    <w:basedOn w:val="TableNormal"/>
+    <w:basedOn w:val="Tablanormal"/>
     <w:uiPriority w:val="45"/>
     <w:rsid w:val="00231F2A"/>
     <w:pPr>
@@ -9128,9 +9296,9 @@
       </w:tcPr>
     </w:tblStylePr>
   </w:style>
-  <w:style w:type="table" w:styleId="ListTable2-Accent5">
+  <w:style w:type="table" w:styleId="Tabladelista2-nfasis5">
     <w:name w:val="List Table 2 Accent 5"/>
-    <w:basedOn w:val="TableNormal"/>
+    <w:basedOn w:val="Tablanormal"/>
     <w:uiPriority w:val="47"/>
     <w:rsid w:val="00231F2A"/>
     <w:pPr>
@@ -9193,9 +9361,9 @@
       <w:lang w:eastAsia="es-CL"/>
     </w:rPr>
   </w:style>
-  <w:style w:type="paragraph" w:styleId="TOCHeading">
+  <w:style w:type="paragraph" w:styleId="TtuloTDC">
     <w:name w:val="TOC Heading"/>
-    <w:basedOn w:val="Heading1"/>
+    <w:basedOn w:val="Ttulo1"/>
     <w:next w:val="Normal"/>
     <w:uiPriority w:val="39"/>
     <w:unhideWhenUsed/>
@@ -9208,13 +9376,13 @@
       <w:lang w:eastAsia="es-CL"/>
     </w:rPr>
   </w:style>
-  <w:style w:type="character" w:customStyle="1" w:styleId="ListParagraphChar">
-    <w:name w:val="List Paragraph Char"/>
-    <w:link w:val="ListParagraph"/>
+  <w:style w:type="character" w:customStyle="1" w:styleId="PrrafodelistaCar">
+    <w:name w:val="Párrafo de lista Car"/>
+    <w:link w:val="Prrafodelista"/>
     <w:uiPriority w:val="34"/>
     <w:rsid w:val="00A46B8F"/>
   </w:style>
-  <w:style w:type="paragraph" w:styleId="TOC1">
+  <w:style w:type="paragraph" w:styleId="TDC1">
     <w:name w:val="toc 1"/>
     <w:basedOn w:val="Normal"/>
     <w:next w:val="Normal"/>
@@ -9226,7 +9394,7 @@
       <w:spacing w:after="100"/>
     </w:pPr>
   </w:style>
-  <w:style w:type="paragraph" w:styleId="TOC2">
+  <w:style w:type="paragraph" w:styleId="TDC2">
     <w:name w:val="toc 2"/>
     <w:basedOn w:val="Normal"/>
     <w:next w:val="Normal"/>
@@ -9239,7 +9407,7 @@
       <w:ind w:left="220"/>
     </w:pPr>
   </w:style>
-  <w:style w:type="paragraph" w:styleId="TOC3">
+  <w:style w:type="paragraph" w:styleId="TDC3">
     <w:name w:val="toc 3"/>
     <w:basedOn w:val="Normal"/>
     <w:next w:val="Normal"/>
@@ -9252,11 +9420,11 @@
       <w:ind w:left="440"/>
     </w:pPr>
   </w:style>
-  <w:style w:type="paragraph" w:styleId="IntenseQuote">
+  <w:style w:type="paragraph" w:styleId="Citadestacada">
     <w:name w:val="Intense Quote"/>
     <w:basedOn w:val="Normal"/>
     <w:next w:val="Normal"/>
-    <w:link w:val="IntenseQuoteChar"/>
+    <w:link w:val="CitadestacadaCar"/>
     <w:uiPriority w:val="30"/>
     <w:qFormat/>
     <w:rsid w:val="00C04221"/>
@@ -9275,10 +9443,10 @@
       <w:color w:val="5B9BD5" w:themeColor="accent1"/>
     </w:rPr>
   </w:style>
-  <w:style w:type="character" w:customStyle="1" w:styleId="IntenseQuoteChar">
-    <w:name w:val="Intense Quote Char"/>
-    <w:basedOn w:val="DefaultParagraphFont"/>
-    <w:link w:val="IntenseQuote"/>
+  <w:style w:type="character" w:customStyle="1" w:styleId="CitadestacadaCar">
+    <w:name w:val="Cita destacada Car"/>
+    <w:basedOn w:val="Fuentedeprrafopredeter"/>
+    <w:link w:val="Citadestacada"/>
     <w:uiPriority w:val="30"/>
     <w:rsid w:val="00C04221"/>
     <w:rPr>
@@ -9289,7 +9457,7 @@
       <w:color w:val="5B9BD5" w:themeColor="accent1"/>
     </w:rPr>
   </w:style>
-  <w:style w:type="paragraph" w:styleId="Caption">
+  <w:style w:type="paragraph" w:styleId="Descripcin">
     <w:name w:val="caption"/>
     <w:basedOn w:val="Normal"/>
     <w:next w:val="Normal"/>
@@ -9310,10 +9478,10 @@
       <w:lang w:val="en-US" w:eastAsia="ja-JP"/>
     </w:rPr>
   </w:style>
-  <w:style w:type="paragraph" w:styleId="FootnoteText">
+  <w:style w:type="paragraph" w:styleId="Textonotapie">
     <w:name w:val="footnote text"/>
     <w:basedOn w:val="Normal"/>
-    <w:link w:val="FootnoteTextChar"/>
+    <w:link w:val="TextonotapieCar"/>
     <w:uiPriority w:val="99"/>
     <w:semiHidden/>
     <w:unhideWhenUsed/>
@@ -9327,10 +9495,10 @@
       <w:lang w:val="es-ES"/>
     </w:rPr>
   </w:style>
-  <w:style w:type="character" w:customStyle="1" w:styleId="FootnoteTextChar">
-    <w:name w:val="Footnote Text Char"/>
-    <w:basedOn w:val="DefaultParagraphFont"/>
-    <w:link w:val="FootnoteText"/>
+  <w:style w:type="character" w:customStyle="1" w:styleId="TextonotapieCar">
+    <w:name w:val="Texto nota pie Car"/>
+    <w:basedOn w:val="Fuentedeprrafopredeter"/>
+    <w:link w:val="Textonotapie"/>
     <w:uiPriority w:val="99"/>
     <w:semiHidden/>
     <w:rsid w:val="005D5259"/>
@@ -9340,9 +9508,9 @@
       <w:lang w:val="es-ES"/>
     </w:rPr>
   </w:style>
-  <w:style w:type="character" w:styleId="FootnoteReference">
+  <w:style w:type="character" w:styleId="Refdenotaalpie">
     <w:name w:val="footnote reference"/>
-    <w:basedOn w:val="DefaultParagraphFont"/>
+    <w:basedOn w:val="Fuentedeprrafopredeter"/>
     <w:unhideWhenUsed/>
     <w:rsid w:val="005D5259"/>
     <w:rPr>
@@ -9351,7 +9519,7 @@
   </w:style>
   <w:style w:type="character" w:customStyle="1" w:styleId="normaltextrun">
     <w:name w:val="normaltextrun"/>
-    <w:basedOn w:val="DefaultParagraphFont"/>
+    <w:basedOn w:val="Fuentedeprrafopredeter"/>
     <w:rsid w:val="0024234D"/>
   </w:style>
   <w:style w:type="paragraph" w:customStyle="1" w:styleId="Default">
@@ -9370,9 +9538,9 @@
       <w:szCs w:val="24"/>
     </w:rPr>
   </w:style>
-  <w:style w:type="table" w:styleId="TableGridLight">
+  <w:style w:type="table" w:styleId="Tablaconcuadrculaclara">
     <w:name w:val="Grid Table Light"/>
-    <w:basedOn w:val="TableNormal"/>
+    <w:basedOn w:val="Tablanormal"/>
     <w:uiPriority w:val="40"/>
     <w:rsid w:val="005C4A58"/>
     <w:pPr>
@@ -9391,8 +9559,8 @@
   </w:style>
   <w:style w:type="table" w:customStyle="1" w:styleId="Cuadrculadetablaclara1">
     <w:name w:val="Cuadrícula de tabla clara1"/>
-    <w:basedOn w:val="TableNormal"/>
-    <w:next w:val="TableGridLight"/>
+    <w:basedOn w:val="Tablanormal"/>
+    <w:next w:val="Tablaconcuadrculaclara"/>
     <w:uiPriority w:val="40"/>
     <w:rsid w:val="00943DF1"/>
     <w:pPr>
@@ -9423,7 +9591,7 @@
       <w:lang w:eastAsia="es-CL"/>
     </w:rPr>
   </w:style>
-  <w:style w:type="paragraph" w:styleId="Revision">
+  <w:style w:type="paragraph" w:styleId="Revisin">
     <w:name w:val="Revision"/>
     <w:hidden/>
     <w:uiPriority w:val="99"/>
@@ -9433,9 +9601,9 @@
       <w:spacing w:after="0" w:line="240" w:lineRule="auto"/>
     </w:pPr>
   </w:style>
-  <w:style w:type="table" w:styleId="PlainTable1">
+  <w:style w:type="table" w:styleId="Tablanormal1">
     <w:name w:val="Plain Table 1"/>
-    <w:basedOn w:val="TableNormal"/>
+    <w:basedOn w:val="Tablanormal"/>
     <w:uiPriority w:val="41"/>
     <w:rsid w:val="00AC4D77"/>
     <w:pPr>
@@ -9761,6 +9929,21 @@
 </file>
 
 <file path=customXml/item1.xml><?xml version="1.0" encoding="utf-8"?>
+<?mso-contentType ?>
+<FormTemplates xmlns="http://schemas.microsoft.com/sharepoint/v3/contenttype/forms">
+  <Display>DocumentLibraryForm</Display>
+  <Edit>DocumentLibraryForm</Edit>
+  <New>DocumentLibraryForm</New>
+</FormTemplates>
+</file>
+
+<file path=customXml/item2.xml><?xml version="1.0" encoding="utf-8"?>
+<p:properties xmlns:p="http://schemas.microsoft.com/office/2006/metadata/properties" xmlns:xsi="http://www.w3.org/2001/XMLSchema-instance" xmlns:pc="http://schemas.microsoft.com/office/infopath/2007/PartnerControls">
+  <documentManagement/>
+</p:properties>
+</file>
+
+<file path=customXml/item3.xml><?xml version="1.0" encoding="utf-8"?>
 <ct:contentTypeSchema xmlns:ct="http://schemas.microsoft.com/office/2006/metadata/contentType" xmlns:ma="http://schemas.microsoft.com/office/2006/metadata/properties/metaAttributes" ct:_="" ma:_="" ma:contentTypeName="Documento" ma:contentTypeID="0x010100E96778489EE7714D8BD12CC105EB918B" ma:contentTypeVersion="2" ma:contentTypeDescription="Crear nuevo documento." ma:contentTypeScope="" ma:versionID="416c5c7ae9b5d54d83875cd3c65194e3">
   <xsd:schema xmlns:xsd="http://www.w3.org/2001/XMLSchema" xmlns:xs="http://www.w3.org/2001/XMLSchema" xmlns:p="http://schemas.microsoft.com/office/2006/metadata/properties" xmlns:ns2="126e8a1c-9ea9-435a-ac89-d06c80d62e30" targetNamespace="http://schemas.microsoft.com/office/2006/metadata/properties" ma:root="true" ma:fieldsID="70a237c842677bd850644f8595079f5e" ns2:_="">
     <xsd:import namespace="126e8a1c-9ea9-435a-ac89-d06c80d62e30"/>
@@ -9892,26 +10075,28 @@
 </ct:contentTypeSchema>
 </file>
 
-<file path=customXml/item2.xml><?xml version="1.0" encoding="utf-8"?>
-<p:properties xmlns:p="http://schemas.microsoft.com/office/2006/metadata/properties" xmlns:xsi="http://www.w3.org/2001/XMLSchema-instance" xmlns:pc="http://schemas.microsoft.com/office/infopath/2007/PartnerControls">
-  <documentManagement/>
-</p:properties>
-</file>
-
-<file path=customXml/item3.xml><?xml version="1.0" encoding="utf-8"?>
-<?mso-contentType ?>
-<FormTemplates xmlns="http://schemas.microsoft.com/sharepoint/v3/contenttype/forms">
-  <Display>DocumentLibraryForm</Display>
-  <Edit>DocumentLibraryForm</Edit>
-  <New>DocumentLibraryForm</New>
-</FormTemplates>
-</file>
-
 <file path=customXml/item4.xml><?xml version="1.0" encoding="utf-8"?>
 <b:Sources xmlns:b="http://schemas.openxmlformats.org/officeDocument/2006/bibliography" xmlns="http://schemas.openxmlformats.org/officeDocument/2006/bibliography" SelectedStyle="\APASixthEditionOfficeOnline.xsl" StyleName="APA" Version="6"/>
 </file>
 
 <file path=customXml/itemProps1.xml><?xml version="1.0" encoding="utf-8"?>
+<ds:datastoreItem xmlns:ds="http://schemas.openxmlformats.org/officeDocument/2006/customXml" ds:itemID="{DABAA964-10BA-4DBC-ABF2-CDEAC0FAF7AA}">
+  <ds:schemaRefs>
+    <ds:schemaRef ds:uri="http://schemas.microsoft.com/sharepoint/v3/contenttype/forms"/>
+  </ds:schemaRefs>
+</ds:datastoreItem>
+</file>
+
+<file path=customXml/itemProps2.xml><?xml version="1.0" encoding="utf-8"?>
+<ds:datastoreItem xmlns:ds="http://schemas.openxmlformats.org/officeDocument/2006/customXml" ds:itemID="{5F1783E3-BA1C-4CA3-8E32-C9B378BBED03}">
+  <ds:schemaRefs>
+    <ds:schemaRef ds:uri="http://schemas.microsoft.com/office/2006/metadata/properties"/>
+    <ds:schemaRef ds:uri="http://schemas.microsoft.com/office/infopath/2007/PartnerControls"/>
+  </ds:schemaRefs>
+</ds:datastoreItem>
+</file>
+
+<file path=customXml/itemProps3.xml><?xml version="1.0" encoding="utf-8"?>
 <ds:datastoreItem xmlns:ds="http://schemas.openxmlformats.org/officeDocument/2006/customXml" ds:itemID="{767CD2D5-7A6C-47C3-9B54-C4225C74DD0B}">
   <ds:schemaRefs>
     <ds:schemaRef ds:uri="http://schemas.microsoft.com/office/2006/metadata/contentType"/>
@@ -9929,23 +10114,6 @@
 </ds:datastoreItem>
 </file>
 
-<file path=customXml/itemProps2.xml><?xml version="1.0" encoding="utf-8"?>
-<ds:datastoreItem xmlns:ds="http://schemas.openxmlformats.org/officeDocument/2006/customXml" ds:itemID="{5F1783E3-BA1C-4CA3-8E32-C9B378BBED03}">
-  <ds:schemaRefs>
-    <ds:schemaRef ds:uri="http://schemas.microsoft.com/office/2006/metadata/properties"/>
-    <ds:schemaRef ds:uri="http://schemas.microsoft.com/office/infopath/2007/PartnerControls"/>
-  </ds:schemaRefs>
-</ds:datastoreItem>
-</file>
-
-<file path=customXml/itemProps3.xml><?xml version="1.0" encoding="utf-8"?>
-<ds:datastoreItem xmlns:ds="http://schemas.openxmlformats.org/officeDocument/2006/customXml" ds:itemID="{DABAA964-10BA-4DBC-ABF2-CDEAC0FAF7AA}">
-  <ds:schemaRefs>
-    <ds:schemaRef ds:uri="http://schemas.microsoft.com/sharepoint/v3/contenttype/forms"/>
-  </ds:schemaRefs>
-</ds:datastoreItem>
-</file>
-
 <file path=customXml/itemProps4.xml><?xml version="1.0" encoding="utf-8"?>
 <ds:datastoreItem xmlns:ds="http://schemas.openxmlformats.org/officeDocument/2006/customXml" ds:itemID="{6E8A10B9-B765-4F0B-A47F-7CB788CD8F65}">
   <ds:schemaRefs>
